--- a/333_Dac_ta_UML_ERD.docx
+++ b/333_Dac_ta_UML_ERD.docx
@@ -37,25 +37,7 @@
           <w:sz w:val="26"/>
           <w:szCs w:val="26"/>
         </w:rPr>
-        <w:t xml:space="preserve">Trong giai đoạn đầu của đề tài </w:t>
-      </w:r>
-      <w:r>
-        <w:rPr>
-          <w:rFonts w:ascii="Times New Roman" w:hAnsi="Times New Roman" w:cs="Times New Roman"/>
-          <w:i/>
-          <w:iCs/>
-          <w:sz w:val="26"/>
-          <w:szCs w:val="26"/>
-        </w:rPr>
-        <w:t>“Phát triển nền tảng tìm kiếm và gợi ý mặt bằng cho thuê theo vị trí và giá”</w:t>
-      </w:r>
-      <w:r>
-        <w:rPr>
-          <w:rFonts w:ascii="Times New Roman" w:hAnsi="Times New Roman" w:cs="Times New Roman"/>
-          <w:sz w:val="26"/>
-          <w:szCs w:val="26"/>
-        </w:rPr>
-        <w:t>, các công việc chủ yếu tập trung vào khảo sát hiện trạng, phân tích yêu cầu và thiết kế tổng quan hệ thống. Đây là giai đoạn nền tảng, đóng vai trò quan trọng trong việc định hướng kiến trúc, xác định phạm vi và đảm bảo tính đúng đắn cho các bước triển khai tiếp theo.</w:t>
+        <w:t>Trong bối cảnh nhu cầu tìm kiếm mặt bằng phục vụ hoạt động kinh doanh ngày càng gia tăng, các phương thức tìm kiếm hiện nay như thông qua môi giới truyền thống, mạng xã hội hoặc các website đăng tin còn tồn tại nhiều hạn chế như thông tin phân tán, thiếu tính hệ thống và khó so sánh giữa các lựa chọn. Điều này gây khó khăn cho người dùng trong việc tiếp cận và lựa chọn mặt bằng phù hợp với nhu cầu.</w:t>
       </w:r>
     </w:p>
     <w:p>
@@ -72,19 +54,16 @@
           <w:sz w:val="26"/>
           <w:szCs w:val="26"/>
         </w:rPr>
-        <w:t>Mục tiêu của giai đoạn này là:</w:t>
+        <w:t>Đề tài “Phát triển nền tảng tìm kiếm và gợi ý mặt bằng cho thuê theo vị trí và giá” được thực hiện nhằm xây dựng một hệ thống hỗ trợ người dùng tìm kiếm, lọc và so sánh mặt bằng một cách nhanh chóng và hiệu quả trên nền tảng web. Trong giai đoạn đầu, các công việc tập trung vào khảo sát hiện trạng, phân tích yêu cầu và thiết kế tổng quan hệ thống, đóng vai trò làm nền tảng cho quá trình phát triển sau này.</w:t>
       </w:r>
     </w:p>
     <w:p>
       <w:pPr>
-        <w:numPr>
-          <w:ilvl w:val="0"/>
-          <w:numId w:val="42"/>
-        </w:numPr>
-        <w:rPr>
-          <w:rFonts w:ascii="Times New Roman" w:hAnsi="Times New Roman" w:cs="Times New Roman"/>
-          <w:sz w:val="26"/>
-          <w:szCs w:val="26"/>
+        <w:rPr>
+          <w:rFonts w:ascii="Times New Roman" w:hAnsi="Times New Roman" w:cs="Times New Roman"/>
+          <w:sz w:val="26"/>
+          <w:szCs w:val="26"/>
+          <w:lang w:val="vi-VN"/>
         </w:rPr>
       </w:pPr>
       <w:r>
@@ -93,99 +72,17 @@
           <w:sz w:val="26"/>
           <w:szCs w:val="26"/>
         </w:rPr>
-        <w:t xml:space="preserve">Xác định rõ nhu cầu thực tế của người dùng trong việc tìm kiếm mặt bằng. </w:t>
+        <w:t>Mục tiêu của giai đoạn này là xác định rõ nhu cầu thực tế của người dùng, phân tích các hạn chế của các phương thức hiện tại, xây dựng bộ yêu cầu chức năng và phi chức năng, đồng thời thiết kế mô hình hệ thống bao gồm UML, ERD và kiến trúc tổng thể. Kết quả đạt được là cơ sở định hướng cho việc triển khai hệ thống một cách hiệu quả, đảm bảo tính khả thi và đáp ứng đúng nhu cầu thực tế.</w:t>
       </w:r>
     </w:p>
     <w:p>
       <w:pPr>
-        <w:numPr>
-          <w:ilvl w:val="0"/>
-          <w:numId w:val="42"/>
-        </w:numPr>
-        <w:rPr>
-          <w:rFonts w:ascii="Times New Roman" w:hAnsi="Times New Roman" w:cs="Times New Roman"/>
-          <w:sz w:val="26"/>
-          <w:szCs w:val="26"/>
-        </w:rPr>
-      </w:pPr>
-      <w:r>
-        <w:rPr>
-          <w:rFonts w:ascii="Times New Roman" w:hAnsi="Times New Roman" w:cs="Times New Roman"/>
-          <w:sz w:val="26"/>
-          <w:szCs w:val="26"/>
-        </w:rPr>
-        <w:t xml:space="preserve">Phân tích các vấn đề tồn tại của các phương thức hiện tại. </w:t>
-      </w:r>
-    </w:p>
-    <w:p>
-      <w:pPr>
-        <w:numPr>
-          <w:ilvl w:val="0"/>
-          <w:numId w:val="42"/>
-        </w:numPr>
-        <w:rPr>
-          <w:rFonts w:ascii="Times New Roman" w:hAnsi="Times New Roman" w:cs="Times New Roman"/>
-          <w:sz w:val="26"/>
-          <w:szCs w:val="26"/>
-        </w:rPr>
-      </w:pPr>
-      <w:r>
-        <w:rPr>
-          <w:rFonts w:ascii="Times New Roman" w:hAnsi="Times New Roman" w:cs="Times New Roman"/>
-          <w:sz w:val="26"/>
-          <w:szCs w:val="26"/>
-        </w:rPr>
-        <w:t xml:space="preserve">Xây dựng bộ yêu cầu chức năng và phi chức năng cho hệ thống. </w:t>
-      </w:r>
-    </w:p>
-    <w:p>
-      <w:pPr>
-        <w:numPr>
-          <w:ilvl w:val="0"/>
-          <w:numId w:val="42"/>
-        </w:numPr>
-        <w:rPr>
-          <w:rFonts w:ascii="Times New Roman" w:hAnsi="Times New Roman" w:cs="Times New Roman"/>
-          <w:sz w:val="26"/>
-          <w:szCs w:val="26"/>
-        </w:rPr>
-      </w:pPr>
-      <w:r>
-        <w:rPr>
-          <w:rFonts w:ascii="Times New Roman" w:hAnsi="Times New Roman" w:cs="Times New Roman"/>
-          <w:sz w:val="26"/>
-          <w:szCs w:val="26"/>
-        </w:rPr>
-        <w:t xml:space="preserve">Thiết kế mô hình tổng quan (UML, ERD, kiến trúc hệ thống) làm cơ sở cho việc phát triển. </w:t>
-      </w:r>
-    </w:p>
-    <w:p>
-      <w:pPr>
-        <w:rPr>
-          <w:rFonts w:ascii="Times New Roman" w:hAnsi="Times New Roman" w:cs="Times New Roman"/>
-          <w:sz w:val="26"/>
-          <w:szCs w:val="26"/>
-          <w:lang w:val="vi-VN"/>
-        </w:rPr>
-      </w:pPr>
-      <w:r>
-        <w:rPr>
-          <w:rFonts w:ascii="Times New Roman" w:hAnsi="Times New Roman" w:cs="Times New Roman"/>
-          <w:sz w:val="26"/>
-          <w:szCs w:val="26"/>
-        </w:rPr>
-        <w:t>Kết quả của giai đoạn này là nền tảng quan trọng để triển khai hệ thống một cách hiệu quả và có định hướng rõ ràng.</w:t>
-      </w:r>
-    </w:p>
-    <w:p>
-      <w:pPr>
         <w:rPr>
           <w:rFonts w:ascii="Times New Roman" w:hAnsi="Times New Roman" w:cs="Times New Roman"/>
           <w:b/>
           <w:bCs/>
           <w:sz w:val="26"/>
           <w:szCs w:val="26"/>
-          <w:lang w:val="vi-VN"/>
         </w:rPr>
       </w:pPr>
       <w:r>
@@ -234,19 +131,16 @@
           <w:sz w:val="26"/>
           <w:szCs w:val="26"/>
         </w:rPr>
-        <w:t>Trong giai đoạn này, tiến hành khảo sát các phương thức tìm kiếm mặt bằng cho thuê hiện nay thông qua nhiều nguồn khác nhau như:</w:t>
+        <w:t>Trong giai đoạn khảo sát, hệ thống tiến hành thu thập và phân tích các phương thức tìm kiếm mặt bằng hiện nay thông qua nhiều kênh khác nhau như môi giới bất động sản truyền thống, các nhóm trên mạng xã hội và các website đăng tin. Kết quả khảo sát cho thấy rằng thông tin về mặt bằng hiện còn phân tán, không được tổ chức theo cấu trúc rõ ràng, gây khó khăn cho việc tìm kiếm và tổng hợp.</w:t>
       </w:r>
     </w:p>
     <w:p>
       <w:pPr>
-        <w:numPr>
-          <w:ilvl w:val="0"/>
-          <w:numId w:val="43"/>
-        </w:numPr>
-        <w:rPr>
-          <w:rFonts w:ascii="Times New Roman" w:hAnsi="Times New Roman" w:cs="Times New Roman"/>
-          <w:sz w:val="26"/>
-          <w:szCs w:val="26"/>
+        <w:rPr>
+          <w:rFonts w:ascii="Times New Roman" w:hAnsi="Times New Roman" w:cs="Times New Roman"/>
+          <w:sz w:val="26"/>
+          <w:szCs w:val="26"/>
+          <w:lang w:val="vi-VN"/>
         </w:rPr>
       </w:pPr>
       <w:r>
@@ -255,231 +149,7 @@
           <w:sz w:val="26"/>
           <w:szCs w:val="26"/>
         </w:rPr>
-        <w:t xml:space="preserve">Môi giới bất động sản truyền thống </w:t>
-      </w:r>
-    </w:p>
-    <w:p>
-      <w:pPr>
-        <w:numPr>
-          <w:ilvl w:val="0"/>
-          <w:numId w:val="43"/>
-        </w:numPr>
-        <w:rPr>
-          <w:rFonts w:ascii="Times New Roman" w:hAnsi="Times New Roman" w:cs="Times New Roman"/>
-          <w:sz w:val="26"/>
-          <w:szCs w:val="26"/>
-        </w:rPr>
-      </w:pPr>
-      <w:r>
-        <w:rPr>
-          <w:rFonts w:ascii="Times New Roman" w:hAnsi="Times New Roman" w:cs="Times New Roman"/>
-          <w:sz w:val="26"/>
-          <w:szCs w:val="26"/>
-        </w:rPr>
-        <w:t xml:space="preserve">Các nhóm mạng xã hội (Facebook, Zalo,…) </w:t>
-      </w:r>
-    </w:p>
-    <w:p>
-      <w:pPr>
-        <w:numPr>
-          <w:ilvl w:val="0"/>
-          <w:numId w:val="43"/>
-        </w:numPr>
-        <w:rPr>
-          <w:rFonts w:ascii="Times New Roman" w:hAnsi="Times New Roman" w:cs="Times New Roman"/>
-          <w:sz w:val="26"/>
-          <w:szCs w:val="26"/>
-        </w:rPr>
-      </w:pPr>
-      <w:r>
-        <w:rPr>
-          <w:rFonts w:ascii="Times New Roman" w:hAnsi="Times New Roman" w:cs="Times New Roman"/>
-          <w:sz w:val="26"/>
-          <w:szCs w:val="26"/>
-        </w:rPr>
-        <w:t xml:space="preserve">Các website đăng tin bất động sản </w:t>
-      </w:r>
-    </w:p>
-    <w:p>
-      <w:pPr>
-        <w:rPr>
-          <w:rFonts w:ascii="Times New Roman" w:hAnsi="Times New Roman" w:cs="Times New Roman"/>
-          <w:sz w:val="26"/>
-          <w:szCs w:val="26"/>
-        </w:rPr>
-      </w:pPr>
-      <w:r>
-        <w:rPr>
-          <w:rFonts w:ascii="Times New Roman" w:hAnsi="Times New Roman" w:cs="Times New Roman"/>
-          <w:sz w:val="26"/>
-          <w:szCs w:val="26"/>
-        </w:rPr>
-        <w:t>Qua quá trình khảo sát, nhận thấy một số hạn chế chính:</w:t>
-      </w:r>
-    </w:p>
-    <w:p>
-      <w:pPr>
-        <w:numPr>
-          <w:ilvl w:val="0"/>
-          <w:numId w:val="44"/>
-        </w:numPr>
-        <w:rPr>
-          <w:rFonts w:ascii="Times New Roman" w:hAnsi="Times New Roman" w:cs="Times New Roman"/>
-          <w:sz w:val="26"/>
-          <w:szCs w:val="26"/>
-        </w:rPr>
-      </w:pPr>
-      <w:r>
-        <w:rPr>
-          <w:rFonts w:ascii="Times New Roman" w:hAnsi="Times New Roman" w:cs="Times New Roman"/>
-          <w:sz w:val="26"/>
-          <w:szCs w:val="26"/>
-        </w:rPr>
-        <w:t xml:space="preserve">Thông tin về mặt bằng còn phân tán, không được tổ chức theo cấu trúc rõ ràng. </w:t>
-      </w:r>
-    </w:p>
-    <w:p>
-      <w:pPr>
-        <w:numPr>
-          <w:ilvl w:val="0"/>
-          <w:numId w:val="44"/>
-        </w:numPr>
-        <w:rPr>
-          <w:rFonts w:ascii="Times New Roman" w:hAnsi="Times New Roman" w:cs="Times New Roman"/>
-          <w:sz w:val="26"/>
-          <w:szCs w:val="26"/>
-        </w:rPr>
-      </w:pPr>
-      <w:r>
-        <w:rPr>
-          <w:rFonts w:ascii="Times New Roman" w:hAnsi="Times New Roman" w:cs="Times New Roman"/>
-          <w:sz w:val="26"/>
-          <w:szCs w:val="26"/>
-        </w:rPr>
-        <w:t xml:space="preserve">Thiếu công cụ hỗ trợ tìm kiếm và lọc theo nhu cầu cụ thể (giá, vị trí, diện tích,…). </w:t>
-      </w:r>
-    </w:p>
-    <w:p>
-      <w:pPr>
-        <w:numPr>
-          <w:ilvl w:val="0"/>
-          <w:numId w:val="44"/>
-        </w:numPr>
-        <w:rPr>
-          <w:rFonts w:ascii="Times New Roman" w:hAnsi="Times New Roman" w:cs="Times New Roman"/>
-          <w:sz w:val="26"/>
-          <w:szCs w:val="26"/>
-        </w:rPr>
-      </w:pPr>
-      <w:r>
-        <w:rPr>
-          <w:rFonts w:ascii="Times New Roman" w:hAnsi="Times New Roman" w:cs="Times New Roman"/>
-          <w:sz w:val="26"/>
-          <w:szCs w:val="26"/>
-        </w:rPr>
-        <w:t xml:space="preserve">Người dùng khó so sánh giữa nhiều lựa chọn do dữ liệu không đồng nhất. </w:t>
-      </w:r>
-    </w:p>
-    <w:p>
-      <w:pPr>
-        <w:numPr>
-          <w:ilvl w:val="0"/>
-          <w:numId w:val="44"/>
-        </w:numPr>
-        <w:rPr>
-          <w:rFonts w:ascii="Times New Roman" w:hAnsi="Times New Roman" w:cs="Times New Roman"/>
-          <w:sz w:val="26"/>
-          <w:szCs w:val="26"/>
-        </w:rPr>
-      </w:pPr>
-      <w:r>
-        <w:rPr>
-          <w:rFonts w:ascii="Times New Roman" w:hAnsi="Times New Roman" w:cs="Times New Roman"/>
-          <w:sz w:val="26"/>
-          <w:szCs w:val="26"/>
-        </w:rPr>
-        <w:t xml:space="preserve">Thiếu cơ chế đánh giá và phản hồi từ người dùng trước đó, làm giảm độ tin cậy. </w:t>
-      </w:r>
-    </w:p>
-    <w:p>
-      <w:pPr>
-        <w:rPr>
-          <w:rFonts w:ascii="Times New Roman" w:hAnsi="Times New Roman" w:cs="Times New Roman"/>
-          <w:sz w:val="26"/>
-          <w:szCs w:val="26"/>
-        </w:rPr>
-      </w:pPr>
-      <w:r>
-        <w:rPr>
-          <w:rFonts w:ascii="Times New Roman" w:hAnsi="Times New Roman" w:cs="Times New Roman"/>
-          <w:sz w:val="26"/>
-          <w:szCs w:val="26"/>
-        </w:rPr>
-        <w:t>Từ đó, xác định nhu cầu cần xây dựng một hệ thống:</w:t>
-      </w:r>
-    </w:p>
-    <w:p>
-      <w:pPr>
-        <w:numPr>
-          <w:ilvl w:val="0"/>
-          <w:numId w:val="45"/>
-        </w:numPr>
-        <w:rPr>
-          <w:rFonts w:ascii="Times New Roman" w:hAnsi="Times New Roman" w:cs="Times New Roman"/>
-          <w:sz w:val="26"/>
-          <w:szCs w:val="26"/>
-        </w:rPr>
-      </w:pPr>
-      <w:r>
-        <w:rPr>
-          <w:rFonts w:ascii="Times New Roman" w:hAnsi="Times New Roman" w:cs="Times New Roman"/>
-          <w:sz w:val="26"/>
-          <w:szCs w:val="26"/>
-        </w:rPr>
-        <w:t xml:space="preserve">Tập trung hóa dữ liệu mặt bằng </w:t>
-      </w:r>
-    </w:p>
-    <w:p>
-      <w:pPr>
-        <w:numPr>
-          <w:ilvl w:val="0"/>
-          <w:numId w:val="45"/>
-        </w:numPr>
-        <w:rPr>
-          <w:rFonts w:ascii="Times New Roman" w:hAnsi="Times New Roman" w:cs="Times New Roman"/>
-          <w:sz w:val="26"/>
-          <w:szCs w:val="26"/>
-        </w:rPr>
-      </w:pPr>
-      <w:r>
-        <w:rPr>
-          <w:rFonts w:ascii="Times New Roman" w:hAnsi="Times New Roman" w:cs="Times New Roman"/>
-          <w:sz w:val="26"/>
-          <w:szCs w:val="26"/>
-        </w:rPr>
-        <w:lastRenderedPageBreak/>
-        <w:t xml:space="preserve">Hỗ trợ tìm kiếm thông minh theo nhiều tiêu chí </w:t>
-      </w:r>
-    </w:p>
-    <w:p>
-      <w:pPr>
-        <w:numPr>
-          <w:ilvl w:val="0"/>
-          <w:numId w:val="45"/>
-        </w:numPr>
-        <w:rPr>
-          <w:rFonts w:ascii="Times New Roman" w:hAnsi="Times New Roman" w:cs="Times New Roman"/>
-          <w:sz w:val="26"/>
-          <w:szCs w:val="26"/>
-        </w:rPr>
-      </w:pPr>
-      <w:r>
-        <w:rPr>
-          <w:rFonts w:ascii="Times New Roman" w:hAnsi="Times New Roman" w:cs="Times New Roman"/>
-          <w:sz w:val="26"/>
-          <w:szCs w:val="26"/>
-        </w:rPr>
-        <w:t xml:space="preserve">Tích hợp cơ chế đánh giá và gợi ý nhằm nâng cao trải nghiệm người dùng </w:t>
+        <w:t>Bên cạnh đó, các nền tảng hiện tại chưa cung cấp đầy đủ công cụ hỗ trợ tìm kiếm theo các tiêu chí cụ thể như vị trí, giá thuê, diện tích hoặc loại hình kinh doanh. Người dùng cũng gặp khó khăn trong việc so sánh giữa các lựa chọn do dữ liệu không đồng nhất và thiếu tính hệ thống. Từ thực trạng này, xác định nhu cầu cần xây dựng một hệ thống tập trung hóa dữ liệu, hỗ trợ tìm kiếm đa tiêu chí, cho phép lưu trữ và so sánh mặt bằng, đồng thời tích hợp công cụ hỗ trợ tìm kiếm nhằm nâng cao trải nghiệm người dùng.</w:t>
       </w:r>
     </w:p>
     <w:p>
@@ -509,7 +179,6 @@
           <w:rFonts w:ascii="Times New Roman" w:hAnsi="Times New Roman" w:cs="Times New Roman"/>
           <w:sz w:val="26"/>
           <w:szCs w:val="26"/>
-          <w:lang w:val="vi-VN"/>
         </w:rPr>
       </w:pPr>
       <w:r>
@@ -518,15 +187,22 @@
           <w:sz w:val="26"/>
           <w:szCs w:val="26"/>
         </w:rPr>
-        <w:t>Dựa trên kết quả khảo sát, tiến hành xác định các yêu cầu nhằm đảm bảo hệ thống đáp ứng đúng nhu cầu thực tế.</w:t>
+        <w:t xml:space="preserve">Dựa trên kết quả khảo sát, hệ thống tiến hành xác định các yêu cầu nhằm đảm bảo đáp ứng đúng nhu cầu thực tế của người dùng. Về yêu cầu chức năng, hệ thống cần hỗ trợ </w:t>
+      </w:r>
+      <w:r>
+        <w:rPr>
+          <w:rFonts w:ascii="Times New Roman" w:hAnsi="Times New Roman" w:cs="Times New Roman"/>
+          <w:sz w:val="26"/>
+          <w:szCs w:val="26"/>
+        </w:rPr>
+        <w:lastRenderedPageBreak/>
+        <w:t>quản lý tài khoản người dùng bao gồm đăng ký, đăng nhập và đăng xuất. Người dùng có thể đăng tin cho thuê mặt bằng, chỉnh sửa, cập nhật hoặc xóa các tin đã đăng.</w:t>
       </w:r>
     </w:p>
     <w:p>
       <w:pPr>
         <w:rPr>
           <w:rFonts w:ascii="Times New Roman" w:hAnsi="Times New Roman" w:cs="Times New Roman"/>
-          <w:b/>
-          <w:bCs/>
           <w:sz w:val="26"/>
           <w:szCs w:val="26"/>
         </w:rPr>
@@ -534,12 +210,10 @@
       <w:r>
         <w:rPr>
           <w:rFonts w:ascii="Times New Roman" w:hAnsi="Times New Roman" w:cs="Times New Roman"/>
-          <w:b/>
-          <w:bCs/>
-          <w:sz w:val="26"/>
-          <w:szCs w:val="26"/>
-        </w:rPr>
-        <w:t xml:space="preserve">2.2.1. Yêu cầu chức năng </w:t>
+          <w:sz w:val="26"/>
+          <w:szCs w:val="26"/>
+        </w:rPr>
+        <w:t>Hệ thống cung cấp chức năng tìm kiếm mặt bằng theo từ khóa và cho phép lọc theo nhiều tiêu chí như vị trí, giá, diện tích và loại hình kinh doanh. Kết quả tìm kiếm được hiển thị dưới dạng danh sách, cho phép người dùng xem chi tiết từng mặt bằng. Ngoài ra, hệ thống còn hỗ trợ chức năng lưu mặt bằng vào danh sách yêu thích, xem lại các mặt bằng đã lưu và thực hiện so sánh giữa các lựa chọn.</w:t>
       </w:r>
     </w:p>
     <w:p>
@@ -556,19 +230,16 @@
           <w:sz w:val="26"/>
           <w:szCs w:val="26"/>
         </w:rPr>
-        <w:t>Hệ thống cần cung cấp các chức năng chính sau:</w:t>
+        <w:t>Bên cạnh đó, hệ thống tích hợp chatbot nhằm hỗ trợ người dùng trong quá trình tìm kiếm và gợi ý các mặt bằng phù hợp. Đối với quản trị viên, hệ thống cung cấp các chức năng quản lý người dùng, quản lý tin đăng và theo dõi thống kê dữ liệu.</w:t>
       </w:r>
     </w:p>
     <w:p>
       <w:pPr>
-        <w:numPr>
-          <w:ilvl w:val="0"/>
-          <w:numId w:val="61"/>
-        </w:numPr>
-        <w:rPr>
-          <w:rFonts w:ascii="Times New Roman" w:hAnsi="Times New Roman" w:cs="Times New Roman"/>
-          <w:sz w:val="26"/>
-          <w:szCs w:val="26"/>
+        <w:rPr>
+          <w:rFonts w:ascii="Times New Roman" w:hAnsi="Times New Roman" w:cs="Times New Roman"/>
+          <w:sz w:val="26"/>
+          <w:szCs w:val="26"/>
+          <w:lang w:val="vi-VN"/>
         </w:rPr>
       </w:pPr>
       <w:r>
@@ -577,690 +248,17 @@
           <w:sz w:val="26"/>
           <w:szCs w:val="26"/>
         </w:rPr>
-        <w:t xml:space="preserve">Quản lý tài khoản </w:t>
+        <w:t>Về yêu cầu phi chức năng, hệ thống cần đảm bảo giao diện thân thiện, dễ sử dụng, thời gian phản hồi nhanh, đặc biệt đối với các chức năng tìm kiếm và lọc dữ liệu. Hệ thống phải đảm bảo tính bảo mật thông tin người dùng thông qua cơ chế xác thực, đồng thời có khả năng mở rộng và hoạt động ổn định khi số lượng người dùng và dữ liệu tăng lên.</w:t>
       </w:r>
     </w:p>
     <w:p>
       <w:pPr>
-        <w:numPr>
-          <w:ilvl w:val="1"/>
-          <w:numId w:val="61"/>
-        </w:numPr>
-        <w:rPr>
-          <w:rFonts w:ascii="Times New Roman" w:hAnsi="Times New Roman" w:cs="Times New Roman"/>
-          <w:sz w:val="26"/>
-          <w:szCs w:val="26"/>
-        </w:rPr>
-      </w:pPr>
-      <w:r>
-        <w:rPr>
-          <w:rFonts w:ascii="Times New Roman" w:hAnsi="Times New Roman" w:cs="Times New Roman"/>
-          <w:sz w:val="26"/>
-          <w:szCs w:val="26"/>
-        </w:rPr>
-        <w:t xml:space="preserve">Đăng ký tài khoản người dùng </w:t>
-      </w:r>
-    </w:p>
-    <w:p>
-      <w:pPr>
-        <w:numPr>
-          <w:ilvl w:val="1"/>
-          <w:numId w:val="61"/>
-        </w:numPr>
-        <w:rPr>
-          <w:rFonts w:ascii="Times New Roman" w:hAnsi="Times New Roman" w:cs="Times New Roman"/>
-          <w:sz w:val="26"/>
-          <w:szCs w:val="26"/>
-        </w:rPr>
-      </w:pPr>
-      <w:r>
-        <w:rPr>
-          <w:rFonts w:ascii="Times New Roman" w:hAnsi="Times New Roman" w:cs="Times New Roman"/>
-          <w:sz w:val="26"/>
-          <w:szCs w:val="26"/>
-        </w:rPr>
-        <w:t xml:space="preserve">Đăng nhập và xác thực </w:t>
-      </w:r>
-    </w:p>
-    <w:p>
-      <w:pPr>
-        <w:numPr>
-          <w:ilvl w:val="0"/>
-          <w:numId w:val="61"/>
-        </w:numPr>
-        <w:rPr>
-          <w:rFonts w:ascii="Times New Roman" w:hAnsi="Times New Roman" w:cs="Times New Roman"/>
-          <w:sz w:val="26"/>
-          <w:szCs w:val="26"/>
-        </w:rPr>
-      </w:pPr>
-      <w:r>
-        <w:rPr>
-          <w:rFonts w:ascii="Times New Roman" w:hAnsi="Times New Roman" w:cs="Times New Roman"/>
-          <w:sz w:val="26"/>
-          <w:szCs w:val="26"/>
-        </w:rPr>
-        <w:t xml:space="preserve">Quản lý tin đăng </w:t>
-      </w:r>
-    </w:p>
-    <w:p>
-      <w:pPr>
-        <w:numPr>
-          <w:ilvl w:val="1"/>
-          <w:numId w:val="61"/>
-        </w:numPr>
-        <w:rPr>
-          <w:rFonts w:ascii="Times New Roman" w:hAnsi="Times New Roman" w:cs="Times New Roman"/>
-          <w:sz w:val="26"/>
-          <w:szCs w:val="26"/>
-        </w:rPr>
-      </w:pPr>
-      <w:r>
-        <w:rPr>
-          <w:rFonts w:ascii="Times New Roman" w:hAnsi="Times New Roman" w:cs="Times New Roman"/>
-          <w:sz w:val="26"/>
-          <w:szCs w:val="26"/>
-        </w:rPr>
-        <w:t xml:space="preserve">Đăng tin cho thuê mặt bằng </w:t>
-      </w:r>
-    </w:p>
-    <w:p>
-      <w:pPr>
-        <w:numPr>
-          <w:ilvl w:val="1"/>
-          <w:numId w:val="61"/>
-        </w:numPr>
-        <w:rPr>
-          <w:rFonts w:ascii="Times New Roman" w:hAnsi="Times New Roman" w:cs="Times New Roman"/>
-          <w:sz w:val="26"/>
-          <w:szCs w:val="26"/>
-        </w:rPr>
-      </w:pPr>
-      <w:r>
-        <w:rPr>
-          <w:rFonts w:ascii="Times New Roman" w:hAnsi="Times New Roman" w:cs="Times New Roman"/>
-          <w:sz w:val="26"/>
-          <w:szCs w:val="26"/>
-        </w:rPr>
-        <w:t xml:space="preserve">Chỉnh sửa và quản lý tin đã đăng </w:t>
-      </w:r>
-    </w:p>
-    <w:p>
-      <w:pPr>
-        <w:numPr>
-          <w:ilvl w:val="0"/>
-          <w:numId w:val="61"/>
-        </w:numPr>
-        <w:rPr>
-          <w:rFonts w:ascii="Times New Roman" w:hAnsi="Times New Roman" w:cs="Times New Roman"/>
-          <w:sz w:val="26"/>
-          <w:szCs w:val="26"/>
-        </w:rPr>
-      </w:pPr>
-      <w:r>
-        <w:rPr>
-          <w:rFonts w:ascii="Times New Roman" w:hAnsi="Times New Roman" w:cs="Times New Roman"/>
-          <w:sz w:val="26"/>
-          <w:szCs w:val="26"/>
-        </w:rPr>
-        <w:t xml:space="preserve">Tìm kiếm và hiển thị </w:t>
-      </w:r>
-    </w:p>
-    <w:p>
-      <w:pPr>
-        <w:numPr>
-          <w:ilvl w:val="1"/>
-          <w:numId w:val="61"/>
-        </w:numPr>
-        <w:rPr>
-          <w:rFonts w:ascii="Times New Roman" w:hAnsi="Times New Roman" w:cs="Times New Roman"/>
-          <w:sz w:val="26"/>
-          <w:szCs w:val="26"/>
-        </w:rPr>
-      </w:pPr>
-      <w:r>
-        <w:rPr>
-          <w:rFonts w:ascii="Times New Roman" w:hAnsi="Times New Roman" w:cs="Times New Roman"/>
-          <w:sz w:val="26"/>
-          <w:szCs w:val="26"/>
-        </w:rPr>
-        <w:t xml:space="preserve">Tìm kiếm mặt bằng theo từ khóa </w:t>
-      </w:r>
-    </w:p>
-    <w:p>
-      <w:pPr>
-        <w:numPr>
-          <w:ilvl w:val="1"/>
-          <w:numId w:val="61"/>
-        </w:numPr>
-        <w:rPr>
-          <w:rFonts w:ascii="Times New Roman" w:hAnsi="Times New Roman" w:cs="Times New Roman"/>
-          <w:sz w:val="26"/>
-          <w:szCs w:val="26"/>
-        </w:rPr>
-      </w:pPr>
-      <w:r>
-        <w:rPr>
-          <w:rFonts w:ascii="Times New Roman" w:hAnsi="Times New Roman" w:cs="Times New Roman"/>
-          <w:sz w:val="26"/>
-          <w:szCs w:val="26"/>
-        </w:rPr>
-        <w:t xml:space="preserve">Lọc theo các tiêu chí: vị trí, giá, diện tích, loại hình kinh doanh </w:t>
-      </w:r>
-    </w:p>
-    <w:p>
-      <w:pPr>
-        <w:numPr>
-          <w:ilvl w:val="1"/>
-          <w:numId w:val="61"/>
-        </w:numPr>
-        <w:rPr>
-          <w:rFonts w:ascii="Times New Roman" w:hAnsi="Times New Roman" w:cs="Times New Roman"/>
-          <w:sz w:val="26"/>
-          <w:szCs w:val="26"/>
-        </w:rPr>
-      </w:pPr>
-      <w:r>
-        <w:rPr>
-          <w:rFonts w:ascii="Times New Roman" w:hAnsi="Times New Roman" w:cs="Times New Roman"/>
-          <w:sz w:val="26"/>
-          <w:szCs w:val="26"/>
-        </w:rPr>
-        <w:t xml:space="preserve">Hiển thị danh sách kết quả </w:t>
-      </w:r>
-    </w:p>
-    <w:p>
-      <w:pPr>
-        <w:numPr>
-          <w:ilvl w:val="1"/>
-          <w:numId w:val="61"/>
-        </w:numPr>
-        <w:rPr>
-          <w:rFonts w:ascii="Times New Roman" w:hAnsi="Times New Roman" w:cs="Times New Roman"/>
-          <w:sz w:val="26"/>
-          <w:szCs w:val="26"/>
-        </w:rPr>
-      </w:pPr>
-      <w:r>
-        <w:rPr>
-          <w:rFonts w:ascii="Times New Roman" w:hAnsi="Times New Roman" w:cs="Times New Roman"/>
-          <w:sz w:val="26"/>
-          <w:szCs w:val="26"/>
-        </w:rPr>
-        <w:t xml:space="preserve">Xem chi tiết thông tin mặt bằng </w:t>
-      </w:r>
-    </w:p>
-    <w:p>
-      <w:pPr>
-        <w:numPr>
-          <w:ilvl w:val="0"/>
-          <w:numId w:val="61"/>
-        </w:numPr>
-        <w:rPr>
-          <w:rFonts w:ascii="Times New Roman" w:hAnsi="Times New Roman" w:cs="Times New Roman"/>
-          <w:sz w:val="26"/>
-          <w:szCs w:val="26"/>
-        </w:rPr>
-      </w:pPr>
-      <w:r>
-        <w:rPr>
-          <w:rFonts w:ascii="Times New Roman" w:hAnsi="Times New Roman" w:cs="Times New Roman"/>
-          <w:sz w:val="26"/>
-          <w:szCs w:val="26"/>
-        </w:rPr>
-        <w:t xml:space="preserve">Đánh giá và phản hồi </w:t>
-      </w:r>
-    </w:p>
-    <w:p>
-      <w:pPr>
-        <w:numPr>
-          <w:ilvl w:val="1"/>
-          <w:numId w:val="61"/>
-        </w:numPr>
-        <w:rPr>
-          <w:rFonts w:ascii="Times New Roman" w:hAnsi="Times New Roman" w:cs="Times New Roman"/>
-          <w:sz w:val="26"/>
-          <w:szCs w:val="26"/>
-        </w:rPr>
-      </w:pPr>
-      <w:r>
-        <w:rPr>
-          <w:rFonts w:ascii="Times New Roman" w:hAnsi="Times New Roman" w:cs="Times New Roman"/>
-          <w:sz w:val="26"/>
-          <w:szCs w:val="26"/>
-        </w:rPr>
-        <w:t xml:space="preserve">Người dùng có thể đánh giá và nhận xét mặt bằng </w:t>
-      </w:r>
-    </w:p>
-    <w:p>
-      <w:pPr>
-        <w:numPr>
-          <w:ilvl w:val="1"/>
-          <w:numId w:val="61"/>
-        </w:numPr>
-        <w:rPr>
-          <w:rFonts w:ascii="Times New Roman" w:hAnsi="Times New Roman" w:cs="Times New Roman"/>
-          <w:sz w:val="26"/>
-          <w:szCs w:val="26"/>
-        </w:rPr>
-      </w:pPr>
-      <w:r>
-        <w:rPr>
-          <w:rFonts w:ascii="Times New Roman" w:hAnsi="Times New Roman" w:cs="Times New Roman"/>
-          <w:sz w:val="26"/>
-          <w:szCs w:val="26"/>
-        </w:rPr>
-        <w:t xml:space="preserve">Hiển thị đánh giá để hỗ trợ ra quyết định </w:t>
-      </w:r>
-    </w:p>
-    <w:p>
-      <w:pPr>
-        <w:numPr>
-          <w:ilvl w:val="0"/>
-          <w:numId w:val="61"/>
-        </w:numPr>
-        <w:rPr>
-          <w:rFonts w:ascii="Times New Roman" w:hAnsi="Times New Roman" w:cs="Times New Roman"/>
-          <w:sz w:val="26"/>
-          <w:szCs w:val="26"/>
-        </w:rPr>
-      </w:pPr>
-      <w:r>
-        <w:rPr>
-          <w:rFonts w:ascii="Times New Roman" w:hAnsi="Times New Roman" w:cs="Times New Roman"/>
-          <w:sz w:val="26"/>
-          <w:szCs w:val="26"/>
-        </w:rPr>
-        <w:t xml:space="preserve">Quản lý yêu thích </w:t>
-      </w:r>
-    </w:p>
-    <w:p>
-      <w:pPr>
-        <w:numPr>
-          <w:ilvl w:val="1"/>
-          <w:numId w:val="61"/>
-        </w:numPr>
-        <w:rPr>
-          <w:rFonts w:ascii="Times New Roman" w:hAnsi="Times New Roman" w:cs="Times New Roman"/>
-          <w:sz w:val="26"/>
-          <w:szCs w:val="26"/>
-        </w:rPr>
-      </w:pPr>
-      <w:r>
-        <w:rPr>
-          <w:rFonts w:ascii="Times New Roman" w:hAnsi="Times New Roman" w:cs="Times New Roman"/>
-          <w:sz w:val="26"/>
-          <w:szCs w:val="26"/>
-        </w:rPr>
-        <w:t xml:space="preserve">Cho phép người dùng lưu mặt bằng vào danh sách yêu thích </w:t>
-      </w:r>
-    </w:p>
-    <w:p>
-      <w:pPr>
-        <w:numPr>
-          <w:ilvl w:val="1"/>
-          <w:numId w:val="61"/>
-        </w:numPr>
-        <w:rPr>
-          <w:rFonts w:ascii="Times New Roman" w:hAnsi="Times New Roman" w:cs="Times New Roman"/>
-          <w:sz w:val="26"/>
-          <w:szCs w:val="26"/>
-        </w:rPr>
-      </w:pPr>
-      <w:r>
-        <w:rPr>
-          <w:rFonts w:ascii="Times New Roman" w:hAnsi="Times New Roman" w:cs="Times New Roman"/>
-          <w:sz w:val="26"/>
-          <w:szCs w:val="26"/>
-        </w:rPr>
-        <w:t xml:space="preserve">Hỗ trợ xem lại danh sách mặt bằng đã lưu </w:t>
-      </w:r>
-    </w:p>
-    <w:p>
-      <w:pPr>
-        <w:numPr>
-          <w:ilvl w:val="1"/>
-          <w:numId w:val="61"/>
-        </w:numPr>
-        <w:rPr>
-          <w:rFonts w:ascii="Times New Roman" w:hAnsi="Times New Roman" w:cs="Times New Roman"/>
-          <w:sz w:val="26"/>
-          <w:szCs w:val="26"/>
-        </w:rPr>
-      </w:pPr>
-      <w:r>
-        <w:rPr>
-          <w:rFonts w:ascii="Times New Roman" w:hAnsi="Times New Roman" w:cs="Times New Roman"/>
-          <w:sz w:val="26"/>
-          <w:szCs w:val="26"/>
-        </w:rPr>
-        <w:t xml:space="preserve">Hỗ trợ so sánh các mặt bằng trong danh sách yêu thích </w:t>
-      </w:r>
-    </w:p>
-    <w:p>
-      <w:pPr>
-        <w:numPr>
-          <w:ilvl w:val="0"/>
-          <w:numId w:val="61"/>
-        </w:numPr>
-        <w:rPr>
-          <w:rFonts w:ascii="Times New Roman" w:hAnsi="Times New Roman" w:cs="Times New Roman"/>
-          <w:sz w:val="26"/>
-          <w:szCs w:val="26"/>
-        </w:rPr>
-      </w:pPr>
-      <w:r>
-        <w:rPr>
-          <w:rFonts w:ascii="Times New Roman" w:hAnsi="Times New Roman" w:cs="Times New Roman"/>
-          <w:sz w:val="26"/>
-          <w:szCs w:val="26"/>
-        </w:rPr>
-        <w:t xml:space="preserve">Hỗ trợ người dùng </w:t>
-      </w:r>
-    </w:p>
-    <w:p>
-      <w:pPr>
-        <w:numPr>
-          <w:ilvl w:val="1"/>
-          <w:numId w:val="61"/>
-        </w:numPr>
-        <w:rPr>
-          <w:rFonts w:ascii="Times New Roman" w:hAnsi="Times New Roman" w:cs="Times New Roman"/>
-          <w:sz w:val="26"/>
-          <w:szCs w:val="26"/>
-        </w:rPr>
-      </w:pPr>
-      <w:r>
-        <w:rPr>
-          <w:rFonts w:ascii="Times New Roman" w:hAnsi="Times New Roman" w:cs="Times New Roman"/>
-          <w:sz w:val="26"/>
-          <w:szCs w:val="26"/>
-        </w:rPr>
-        <w:lastRenderedPageBreak/>
-        <w:t xml:space="preserve">Tích hợp chatbot hỗ trợ tìm kiếm và gợi ý mặt bằng phù hợp </w:t>
-      </w:r>
-    </w:p>
-    <w:p>
-      <w:pPr>
-        <w:numPr>
-          <w:ilvl w:val="0"/>
-          <w:numId w:val="61"/>
-        </w:numPr>
-        <w:rPr>
-          <w:rFonts w:ascii="Times New Roman" w:hAnsi="Times New Roman" w:cs="Times New Roman"/>
-          <w:sz w:val="26"/>
-          <w:szCs w:val="26"/>
-        </w:rPr>
-      </w:pPr>
-      <w:r>
-        <w:rPr>
-          <w:rFonts w:ascii="Times New Roman" w:hAnsi="Times New Roman" w:cs="Times New Roman"/>
-          <w:sz w:val="26"/>
-          <w:szCs w:val="26"/>
-        </w:rPr>
-        <w:t xml:space="preserve">Quản trị hệ thống (Admin) </w:t>
-      </w:r>
-    </w:p>
-    <w:p>
-      <w:pPr>
-        <w:numPr>
-          <w:ilvl w:val="1"/>
-          <w:numId w:val="61"/>
-        </w:numPr>
-        <w:rPr>
-          <w:rFonts w:ascii="Times New Roman" w:hAnsi="Times New Roman" w:cs="Times New Roman"/>
-          <w:sz w:val="26"/>
-          <w:szCs w:val="26"/>
-        </w:rPr>
-      </w:pPr>
-      <w:r>
-        <w:rPr>
-          <w:rFonts w:ascii="Times New Roman" w:hAnsi="Times New Roman" w:cs="Times New Roman"/>
-          <w:sz w:val="26"/>
-          <w:szCs w:val="26"/>
-        </w:rPr>
-        <w:t xml:space="preserve">Quản lý người dùng </w:t>
-      </w:r>
-    </w:p>
-    <w:p>
-      <w:pPr>
-        <w:numPr>
-          <w:ilvl w:val="1"/>
-          <w:numId w:val="61"/>
-        </w:numPr>
-        <w:rPr>
-          <w:rFonts w:ascii="Times New Roman" w:hAnsi="Times New Roman" w:cs="Times New Roman"/>
-          <w:sz w:val="26"/>
-          <w:szCs w:val="26"/>
-        </w:rPr>
-      </w:pPr>
-      <w:r>
-        <w:rPr>
-          <w:rFonts w:ascii="Times New Roman" w:hAnsi="Times New Roman" w:cs="Times New Roman"/>
-          <w:sz w:val="26"/>
-          <w:szCs w:val="26"/>
-        </w:rPr>
-        <w:t xml:space="preserve">Quản lý mặt bằng </w:t>
-      </w:r>
-    </w:p>
-    <w:p>
-      <w:pPr>
-        <w:numPr>
-          <w:ilvl w:val="1"/>
-          <w:numId w:val="61"/>
-        </w:numPr>
-        <w:rPr>
-          <w:rFonts w:ascii="Times New Roman" w:hAnsi="Times New Roman" w:cs="Times New Roman"/>
-          <w:sz w:val="26"/>
-          <w:szCs w:val="26"/>
-        </w:rPr>
-      </w:pPr>
-      <w:r>
-        <w:rPr>
-          <w:rFonts w:ascii="Times New Roman" w:hAnsi="Times New Roman" w:cs="Times New Roman"/>
-          <w:sz w:val="26"/>
-          <w:szCs w:val="26"/>
-        </w:rPr>
-        <w:t>Xem báo cáo và thống kê dữ liệu</w:t>
-      </w:r>
-    </w:p>
-    <w:p>
-      <w:pPr>
         <w:rPr>
           <w:rFonts w:ascii="Times New Roman" w:hAnsi="Times New Roman" w:cs="Times New Roman"/>
           <w:b/>
           <w:bCs/>
           <w:sz w:val="26"/>
           <w:szCs w:val="26"/>
-        </w:rPr>
-      </w:pPr>
-      <w:r>
-        <w:rPr>
-          <w:rFonts w:ascii="Times New Roman" w:hAnsi="Times New Roman" w:cs="Times New Roman"/>
-          <w:b/>
-          <w:bCs/>
-          <w:sz w:val="26"/>
-          <w:szCs w:val="26"/>
-        </w:rPr>
-        <w:t>2.2.2. Yêu cầu phi chức năng</w:t>
-      </w:r>
-    </w:p>
-    <w:p>
-      <w:pPr>
-        <w:rPr>
-          <w:rFonts w:ascii="Times New Roman" w:hAnsi="Times New Roman" w:cs="Times New Roman"/>
-          <w:sz w:val="26"/>
-          <w:szCs w:val="26"/>
-        </w:rPr>
-      </w:pPr>
-      <w:r>
-        <w:rPr>
-          <w:rFonts w:ascii="Times New Roman" w:hAnsi="Times New Roman" w:cs="Times New Roman"/>
-          <w:sz w:val="26"/>
-          <w:szCs w:val="26"/>
-        </w:rPr>
-        <w:t>Ngoài các chức năng chính, hệ thống cần đảm bảo:</w:t>
-      </w:r>
-    </w:p>
-    <w:p>
-      <w:pPr>
-        <w:numPr>
-          <w:ilvl w:val="0"/>
-          <w:numId w:val="47"/>
-        </w:numPr>
-        <w:rPr>
-          <w:rFonts w:ascii="Times New Roman" w:hAnsi="Times New Roman" w:cs="Times New Roman"/>
-          <w:sz w:val="26"/>
-          <w:szCs w:val="26"/>
-        </w:rPr>
-      </w:pPr>
-      <w:r>
-        <w:rPr>
-          <w:rFonts w:ascii="Times New Roman" w:hAnsi="Times New Roman" w:cs="Times New Roman"/>
-          <w:sz w:val="26"/>
-          <w:szCs w:val="26"/>
-        </w:rPr>
-        <w:t>Tính khả dụng (Usability)</w:t>
-      </w:r>
-      <w:r>
-        <w:rPr>
-          <w:rFonts w:ascii="Times New Roman" w:hAnsi="Times New Roman" w:cs="Times New Roman"/>
-          <w:sz w:val="26"/>
-          <w:szCs w:val="26"/>
-        </w:rPr>
-        <w:br/>
-        <w:t xml:space="preserve">Giao diện thân thiện, dễ sử dụng, phù hợp với nhiều đối tượng người dùng. </w:t>
-      </w:r>
-    </w:p>
-    <w:p>
-      <w:pPr>
-        <w:numPr>
-          <w:ilvl w:val="0"/>
-          <w:numId w:val="47"/>
-        </w:numPr>
-        <w:rPr>
-          <w:rFonts w:ascii="Times New Roman" w:hAnsi="Times New Roman" w:cs="Times New Roman"/>
-          <w:sz w:val="26"/>
-          <w:szCs w:val="26"/>
-        </w:rPr>
-      </w:pPr>
-      <w:r>
-        <w:rPr>
-          <w:rFonts w:ascii="Times New Roman" w:hAnsi="Times New Roman" w:cs="Times New Roman"/>
-          <w:sz w:val="26"/>
-          <w:szCs w:val="26"/>
-        </w:rPr>
-        <w:t>Hiệu năng (Performance)</w:t>
-      </w:r>
-      <w:r>
-        <w:rPr>
-          <w:rFonts w:ascii="Times New Roman" w:hAnsi="Times New Roman" w:cs="Times New Roman"/>
-          <w:sz w:val="26"/>
-          <w:szCs w:val="26"/>
-        </w:rPr>
-        <w:br/>
-        <w:t xml:space="preserve">Thời gian phản hồi nhanh, đặc biệt đối với chức năng tìm kiếm và lọc dữ liệu. </w:t>
-      </w:r>
-    </w:p>
-    <w:p>
-      <w:pPr>
-        <w:numPr>
-          <w:ilvl w:val="0"/>
-          <w:numId w:val="47"/>
-        </w:numPr>
-        <w:rPr>
-          <w:rFonts w:ascii="Times New Roman" w:hAnsi="Times New Roman" w:cs="Times New Roman"/>
-          <w:sz w:val="26"/>
-          <w:szCs w:val="26"/>
-        </w:rPr>
-      </w:pPr>
-      <w:r>
-        <w:rPr>
-          <w:rFonts w:ascii="Times New Roman" w:hAnsi="Times New Roman" w:cs="Times New Roman"/>
-          <w:sz w:val="26"/>
-          <w:szCs w:val="26"/>
-        </w:rPr>
-        <w:t>Bảo mật (Security)</w:t>
-      </w:r>
-      <w:r>
-        <w:rPr>
-          <w:rFonts w:ascii="Times New Roman" w:hAnsi="Times New Roman" w:cs="Times New Roman"/>
-          <w:sz w:val="26"/>
-          <w:szCs w:val="26"/>
-        </w:rPr>
-        <w:br/>
-        <w:t xml:space="preserve">Sử dụng Firebase Authentication để đảm bảo an toàn thông tin người dùng. </w:t>
-      </w:r>
-    </w:p>
-    <w:p>
-      <w:pPr>
-        <w:numPr>
-          <w:ilvl w:val="0"/>
-          <w:numId w:val="47"/>
-        </w:numPr>
-        <w:rPr>
-          <w:rFonts w:ascii="Times New Roman" w:hAnsi="Times New Roman" w:cs="Times New Roman"/>
-          <w:sz w:val="26"/>
-          <w:szCs w:val="26"/>
-        </w:rPr>
-      </w:pPr>
-      <w:r>
-        <w:rPr>
-          <w:rFonts w:ascii="Times New Roman" w:hAnsi="Times New Roman" w:cs="Times New Roman"/>
-          <w:sz w:val="26"/>
-          <w:szCs w:val="26"/>
-        </w:rPr>
-        <w:t>Khả năng mở rộng (Scalability)</w:t>
-      </w:r>
-      <w:r>
-        <w:rPr>
-          <w:rFonts w:ascii="Times New Roman" w:hAnsi="Times New Roman" w:cs="Times New Roman"/>
-          <w:sz w:val="26"/>
-          <w:szCs w:val="26"/>
-        </w:rPr>
-        <w:br/>
-        <w:t xml:space="preserve">Hệ thống có thể mở rộng khi số lượng người dùng và dữ liệu tăng lên. </w:t>
-      </w:r>
-    </w:p>
-    <w:p>
-      <w:pPr>
-        <w:numPr>
-          <w:ilvl w:val="0"/>
-          <w:numId w:val="47"/>
-        </w:numPr>
-        <w:rPr>
-          <w:rFonts w:ascii="Times New Roman" w:hAnsi="Times New Roman" w:cs="Times New Roman"/>
-          <w:sz w:val="26"/>
-          <w:szCs w:val="26"/>
-        </w:rPr>
-      </w:pPr>
-      <w:r>
-        <w:rPr>
-          <w:rFonts w:ascii="Times New Roman" w:hAnsi="Times New Roman" w:cs="Times New Roman"/>
-          <w:sz w:val="26"/>
-          <w:szCs w:val="26"/>
-        </w:rPr>
-        <w:t>Tính ổn định (Reliability)</w:t>
-      </w:r>
-      <w:r>
-        <w:rPr>
-          <w:rFonts w:ascii="Times New Roman" w:hAnsi="Times New Roman" w:cs="Times New Roman"/>
-          <w:sz w:val="26"/>
-          <w:szCs w:val="26"/>
-        </w:rPr>
-        <w:br/>
-        <w:t xml:space="preserve">Hệ thống hoạt động ổn định, xử lý tốt nhiều yêu cầu đồng thời. </w:t>
-      </w:r>
-    </w:p>
-    <w:p>
-      <w:pPr>
-        <w:rPr>
-          <w:rFonts w:ascii="Times New Roman" w:hAnsi="Times New Roman" w:cs="Times New Roman"/>
-          <w:b/>
-          <w:bCs/>
-          <w:sz w:val="26"/>
-          <w:szCs w:val="26"/>
-          <w:lang w:val="vi-VN"/>
         </w:rPr>
       </w:pPr>
       <w:r>
@@ -1278,6 +276,41 @@
       <w:pPr>
         <w:rPr>
           <w:rFonts w:ascii="Times New Roman" w:hAnsi="Times New Roman" w:cs="Times New Roman"/>
+          <w:sz w:val="26"/>
+          <w:szCs w:val="26"/>
+        </w:rPr>
+      </w:pPr>
+      <w:r>
+        <w:rPr>
+          <w:rFonts w:ascii="Times New Roman" w:hAnsi="Times New Roman" w:cs="Times New Roman"/>
+          <w:sz w:val="26"/>
+          <w:szCs w:val="26"/>
+        </w:rPr>
+        <w:t>Trong giai đoạn thiết kế, sơ đồ Use Case được sử dụng để mô tả các chức năng chính của hệ thống và sự tương tác giữa các tác nhân bao gồm người dùng, chủ mặt bằng và quản trị viên. Các chức năng chính được xác định bao gồm đăng ký, đăng nhập, đăng xuất, tìm kiếm và xem chi tiết mặt bằng, đăng tin và quản lý tin, lưu và so sánh mặt bằng, hỗ trợ tìm kiếm thông qua chatbot và quản trị hệ thống.</w:t>
+      </w:r>
+    </w:p>
+    <w:p>
+      <w:pPr>
+        <w:rPr>
+          <w:rFonts w:ascii="Times New Roman" w:hAnsi="Times New Roman" w:cs="Times New Roman"/>
+          <w:sz w:val="26"/>
+          <w:szCs w:val="26"/>
+          <w:lang w:val="vi-VN"/>
+        </w:rPr>
+      </w:pPr>
+      <w:r>
+        <w:rPr>
+          <w:rFonts w:ascii="Times New Roman" w:hAnsi="Times New Roman" w:cs="Times New Roman"/>
+          <w:sz w:val="26"/>
+          <w:szCs w:val="26"/>
+        </w:rPr>
+        <w:t>Hệ thống được xây dựng theo mô hình kiến trúc Client–Server. Phần frontend được phát triển HTML, CSS, JavaScript và Bootstrap, đảm nhiệm vai trò hiển thị giao diện và tương tác với người dùng. Phần backend sử dụng Node.js và Express.js để xử lý logic nghiệp vụ và cung cấp các API cho hệ thống. Về cơ sở dữ liệu, hệ thống sử dụng Firebase để quản lý xác thực người dùng và PostgreSQL để lưu trữ dữ liệu tin đăng, thông tin tìm kiếm và danh sách yêu thích. Các thành phần trong hệ thống giao tiếp với nhau thông qua API RESTful, đảm bảo tính linh hoạt và khả năng mở rộng.</w:t>
+      </w:r>
+    </w:p>
+    <w:p>
+      <w:pPr>
+        <w:rPr>
+          <w:rFonts w:ascii="Times New Roman" w:hAnsi="Times New Roman" w:cs="Times New Roman"/>
           <w:b/>
           <w:bCs/>
           <w:sz w:val="26"/>
@@ -1311,10 +344,10 @@
           <w:szCs w:val="26"/>
         </w:rPr>
         <w:drawing>
-          <wp:inline distT="0" distB="0" distL="0" distR="0" wp14:anchorId="1AEC24E7" wp14:editId="1DA969D9">
-            <wp:extent cx="5943600" cy="3469005"/>
-            <wp:effectExtent l="0" t="0" r="0" b="0"/>
-            <wp:docPr id="1565472731" name="Picture 1"/>
+          <wp:inline distT="0" distB="0" distL="0" distR="0" wp14:anchorId="7EF7CD2D" wp14:editId="03873E26">
+            <wp:extent cx="4105848" cy="6858957"/>
+            <wp:effectExtent l="0" t="0" r="9525" b="0"/>
+            <wp:docPr id="1732765314" name="Picture 1"/>
             <wp:cNvGraphicFramePr>
               <a:graphicFrameLocks xmlns:a="http://schemas.openxmlformats.org/drawingml/2006/main" noChangeAspect="1"/>
             </wp:cNvGraphicFramePr>
@@ -1322,7 +355,7 @@
               <a:graphicData uri="http://schemas.openxmlformats.org/drawingml/2006/picture">
                 <pic:pic xmlns:pic="http://schemas.openxmlformats.org/drawingml/2006/picture">
                   <pic:nvPicPr>
-                    <pic:cNvPr id="1565472731" name=""/>
+                    <pic:cNvPr id="1732765314" name=""/>
                     <pic:cNvPicPr/>
                   </pic:nvPicPr>
                   <pic:blipFill>
@@ -1334,7 +367,7 @@
                   <pic:spPr>
                     <a:xfrm>
                       <a:off x="0" y="0"/>
-                      <a:ext cx="5943600" cy="3469005"/>
+                      <a:ext cx="4105848" cy="6858957"/>
                     </a:xfrm>
                     <a:prstGeom prst="rect">
                       <a:avLst/>
@@ -1361,7 +394,7 @@
           <w:sz w:val="26"/>
           <w:szCs w:val="26"/>
         </w:rPr>
-        <w:t>Sơ đồ Use Case được sử dụng để mô tả các chức năng chính của hệ thống và sự tương tác giữa các tác nhân.</w:t>
+        <w:t>Sơ đồ Use Case được sử dụng để mô tả các chức năng chính của hệ thống và sự tương tác giữa các tác nhân với hệ thống. Thông qua sơ đồ này, có thể xác định rõ phạm vi hệ thống, các chức năng cung cấp cũng như vai trò của từng tác nhân trong quá trình sử dụng.</w:t>
       </w:r>
     </w:p>
     <w:p>
@@ -1378,15 +411,12 @@
           <w:sz w:val="26"/>
           <w:szCs w:val="26"/>
         </w:rPr>
-        <w:t>Các tác nhân chính:</w:t>
+        <w:lastRenderedPageBreak/>
+        <w:t>Các tác nhân chính của hệ thống bao gồm người dùng (User), chủ mặt bằng (Owner) và quản trị viên (Admin). Mỗi tác nhân có những quyền và chức năng riêng biệt, tương ứng với nhu cầu sử dụng và quản lý hệ thống.</w:t>
       </w:r>
     </w:p>
     <w:p>
       <w:pPr>
-        <w:numPr>
-          <w:ilvl w:val="0"/>
-          <w:numId w:val="48"/>
-        </w:numPr>
         <w:rPr>
           <w:rFonts w:ascii="Times New Roman" w:hAnsi="Times New Roman" w:cs="Times New Roman"/>
           <w:sz w:val="26"/>
@@ -1399,15 +429,11 @@
           <w:sz w:val="26"/>
           <w:szCs w:val="26"/>
         </w:rPr>
-        <w:t xml:space="preserve">Người dùng (User) </w:t>
+        <w:t>Về mặt chức năng, hệ thống cung cấp các chức năng chính bao gồm đăng ký, đăng nhập và đăng xuất tài khoản; tìm kiếm mặt bằng theo các tiêu chí và xem thông tin chi tiết; hỗ trợ đăng tin và quản lý tin đăng đối với chủ mặt bằng; tích hợp chatbot nhằm hỗ trợ tìm kiếm và gợi ý; cùng với các chức năng quản trị như quản lý người dùng, quản lý mặt bằng và theo dõi báo cáo thống kê.</w:t>
       </w:r>
     </w:p>
     <w:p>
       <w:pPr>
-        <w:numPr>
-          <w:ilvl w:val="0"/>
-          <w:numId w:val="48"/>
-        </w:numPr>
         <w:rPr>
           <w:rFonts w:ascii="Times New Roman" w:hAnsi="Times New Roman" w:cs="Times New Roman"/>
           <w:sz w:val="26"/>
@@ -1420,17 +446,15 @@
           <w:sz w:val="26"/>
           <w:szCs w:val="26"/>
         </w:rPr>
-        <w:t xml:space="preserve">Chủ mặt bằng (Owner) </w:t>
+        <w:t>Sơ đồ Use Case giúp làm rõ mối quan hệ giữa các tác nhân và các chức năng của hệ thống, từ đó hỗ trợ việc thiết kế, phát triển và kiểm thử hệ thống một cách nhất quán và hiệu quả.</w:t>
       </w:r>
     </w:p>
     <w:p>
       <w:pPr>
-        <w:numPr>
-          <w:ilvl w:val="0"/>
-          <w:numId w:val="48"/>
-        </w:numPr>
-        <w:rPr>
-          <w:rFonts w:ascii="Times New Roman" w:hAnsi="Times New Roman" w:cs="Times New Roman"/>
+        <w:rPr>
+          <w:rFonts w:ascii="Times New Roman" w:hAnsi="Times New Roman" w:cs="Times New Roman"/>
+          <w:b/>
+          <w:bCs/>
           <w:sz w:val="26"/>
           <w:szCs w:val="26"/>
         </w:rPr>
@@ -1438,10 +462,12 @@
       <w:r>
         <w:rPr>
           <w:rFonts w:ascii="Times New Roman" w:hAnsi="Times New Roman" w:cs="Times New Roman"/>
-          <w:sz w:val="26"/>
-          <w:szCs w:val="26"/>
-        </w:rPr>
-        <w:t xml:space="preserve">Quản trị viên (Admin) </w:t>
+          <w:b/>
+          <w:bCs/>
+          <w:sz w:val="26"/>
+          <w:szCs w:val="26"/>
+        </w:rPr>
+        <w:t>2.3.3. Kiến trúc hệ thống</w:t>
       </w:r>
     </w:p>
     <w:p>
@@ -1458,14 +484,14 @@
           <w:sz w:val="26"/>
           <w:szCs w:val="26"/>
         </w:rPr>
-        <w:t>Các chức năng chính:</w:t>
+        <w:t>Hệ thống được xây dựng theo mô hình Client–Server, bao gồm:</w:t>
       </w:r>
     </w:p>
     <w:p>
       <w:pPr>
         <w:numPr>
           <w:ilvl w:val="0"/>
-          <w:numId w:val="49"/>
+          <w:numId w:val="53"/>
         </w:numPr>
         <w:rPr>
           <w:rFonts w:ascii="Times New Roman" w:hAnsi="Times New Roman" w:cs="Times New Roman"/>
@@ -1479,14 +505,14 @@
           <w:sz w:val="26"/>
           <w:szCs w:val="26"/>
         </w:rPr>
-        <w:t xml:space="preserve">Đăng ký, đăng nhập </w:t>
+        <w:t xml:space="preserve">Frontend </w:t>
       </w:r>
     </w:p>
     <w:p>
       <w:pPr>
         <w:numPr>
-          <w:ilvl w:val="0"/>
-          <w:numId w:val="49"/>
+          <w:ilvl w:val="1"/>
+          <w:numId w:val="53"/>
         </w:numPr>
         <w:rPr>
           <w:rFonts w:ascii="Times New Roman" w:hAnsi="Times New Roman" w:cs="Times New Roman"/>
@@ -1500,14 +526,14 @@
           <w:sz w:val="26"/>
           <w:szCs w:val="26"/>
         </w:rPr>
-        <w:t xml:space="preserve">Tìm kiếm và xem chi tiết mặt bằng </w:t>
+        <w:t xml:space="preserve">Sử dụng HTML, CSS, JavaScript, Bootstrap </w:t>
       </w:r>
     </w:p>
     <w:p>
       <w:pPr>
         <w:numPr>
-          <w:ilvl w:val="0"/>
-          <w:numId w:val="49"/>
+          <w:ilvl w:val="1"/>
+          <w:numId w:val="53"/>
         </w:numPr>
         <w:rPr>
           <w:rFonts w:ascii="Times New Roman" w:hAnsi="Times New Roman" w:cs="Times New Roman"/>
@@ -1521,14 +547,14 @@
           <w:sz w:val="26"/>
           <w:szCs w:val="26"/>
         </w:rPr>
-        <w:t xml:space="preserve">Đăng tin và quản lý tin </w:t>
+        <w:t xml:space="preserve">Chịu trách nhiệm hiển thị giao diện và tương tác với người dùng </w:t>
       </w:r>
     </w:p>
     <w:p>
       <w:pPr>
         <w:numPr>
           <w:ilvl w:val="0"/>
-          <w:numId w:val="49"/>
+          <w:numId w:val="53"/>
         </w:numPr>
         <w:rPr>
           <w:rFonts w:ascii="Times New Roman" w:hAnsi="Times New Roman" w:cs="Times New Roman"/>
@@ -1542,14 +568,14 @@
           <w:sz w:val="26"/>
           <w:szCs w:val="26"/>
         </w:rPr>
-        <w:t xml:space="preserve">Đánh giá và nhận xét </w:t>
+        <w:t xml:space="preserve">Backend </w:t>
       </w:r>
     </w:p>
     <w:p>
       <w:pPr>
         <w:numPr>
-          <w:ilvl w:val="0"/>
-          <w:numId w:val="49"/>
+          <w:ilvl w:val="1"/>
+          <w:numId w:val="53"/>
         </w:numPr>
         <w:rPr>
           <w:rFonts w:ascii="Times New Roman" w:hAnsi="Times New Roman" w:cs="Times New Roman"/>
@@ -1563,16 +589,19 @@
           <w:sz w:val="26"/>
           <w:szCs w:val="26"/>
         </w:rPr>
-        <w:t xml:space="preserve">Quản lý hệ thống </w:t>
+        <w:t xml:space="preserve">Sử dụng Node.js và Express.js </w:t>
       </w:r>
     </w:p>
     <w:p>
       <w:pPr>
-        <w:rPr>
-          <w:rFonts w:ascii="Times New Roman" w:hAnsi="Times New Roman" w:cs="Times New Roman"/>
-          <w:sz w:val="26"/>
-          <w:szCs w:val="26"/>
-          <w:lang w:val="vi-VN"/>
+        <w:numPr>
+          <w:ilvl w:val="1"/>
+          <w:numId w:val="53"/>
+        </w:numPr>
+        <w:rPr>
+          <w:rFonts w:ascii="Times New Roman" w:hAnsi="Times New Roman" w:cs="Times New Roman"/>
+          <w:sz w:val="26"/>
+          <w:szCs w:val="26"/>
         </w:rPr>
       </w:pPr>
       <w:r>
@@ -1581,33 +610,154 @@
           <w:sz w:val="26"/>
           <w:szCs w:val="26"/>
         </w:rPr>
-        <w:t>Sơ đồ giúp xác định rõ phạm vi hệ thống và vai trò của từng tác nhân.</w:t>
+        <w:t xml:space="preserve">Xử lý logic nghiệp vụ và cung cấp API </w:t>
       </w:r>
     </w:p>
     <w:p>
       <w:pPr>
-        <w:rPr>
-          <w:rFonts w:ascii="Times New Roman" w:hAnsi="Times New Roman" w:cs="Times New Roman"/>
-          <w:b/>
-          <w:bCs/>
-          <w:sz w:val="26"/>
-          <w:szCs w:val="26"/>
-          <w:lang w:val="vi-VN"/>
+        <w:numPr>
+          <w:ilvl w:val="0"/>
+          <w:numId w:val="53"/>
+        </w:numPr>
+        <w:rPr>
+          <w:rFonts w:ascii="Times New Roman" w:hAnsi="Times New Roman" w:cs="Times New Roman"/>
+          <w:sz w:val="26"/>
+          <w:szCs w:val="26"/>
         </w:rPr>
       </w:pPr>
       <w:r>
         <w:rPr>
           <w:rFonts w:ascii="Times New Roman" w:hAnsi="Times New Roman" w:cs="Times New Roman"/>
-          <w:b/>
-          <w:bCs/>
-          <w:sz w:val="26"/>
-          <w:szCs w:val="26"/>
-        </w:rPr>
-        <w:t>2.3.2. Sơ đồ thực thể – liên kết (ERD)</w:t>
+          <w:sz w:val="26"/>
+          <w:szCs w:val="26"/>
+        </w:rPr>
+        <w:t xml:space="preserve">Cơ sở dữ liệu </w:t>
       </w:r>
     </w:p>
     <w:p>
       <w:pPr>
+        <w:numPr>
+          <w:ilvl w:val="1"/>
+          <w:numId w:val="53"/>
+        </w:numPr>
+        <w:rPr>
+          <w:rFonts w:ascii="Times New Roman" w:hAnsi="Times New Roman" w:cs="Times New Roman"/>
+          <w:sz w:val="26"/>
+          <w:szCs w:val="26"/>
+        </w:rPr>
+      </w:pPr>
+      <w:r>
+        <w:rPr>
+          <w:rFonts w:ascii="Times New Roman" w:hAnsi="Times New Roman" w:cs="Times New Roman"/>
+          <w:sz w:val="26"/>
+          <w:szCs w:val="26"/>
+        </w:rPr>
+        <w:t xml:space="preserve">Firebase: lưu trữ người dùng và tin đăng (realtime, dễ triển khai) </w:t>
+      </w:r>
+    </w:p>
+    <w:p>
+      <w:pPr>
+        <w:numPr>
+          <w:ilvl w:val="1"/>
+          <w:numId w:val="53"/>
+        </w:numPr>
+        <w:rPr>
+          <w:rFonts w:ascii="Times New Roman" w:hAnsi="Times New Roman" w:cs="Times New Roman"/>
+          <w:sz w:val="26"/>
+          <w:szCs w:val="26"/>
+        </w:rPr>
+      </w:pPr>
+      <w:r>
+        <w:rPr>
+          <w:rFonts w:ascii="Times New Roman" w:hAnsi="Times New Roman" w:cs="Times New Roman"/>
+          <w:sz w:val="26"/>
+          <w:szCs w:val="26"/>
+        </w:rPr>
+        <w:t xml:space="preserve">PostgreSQL: lưu đánh giá và phục vụ truy vấn, thống kê </w:t>
+      </w:r>
+    </w:p>
+    <w:p>
+      <w:pPr>
+        <w:rPr>
+          <w:rFonts w:ascii="Times New Roman" w:hAnsi="Times New Roman" w:cs="Times New Roman"/>
+          <w:sz w:val="26"/>
+          <w:szCs w:val="26"/>
+        </w:rPr>
+      </w:pPr>
+      <w:r>
+        <w:rPr>
+          <w:rFonts w:ascii="Times New Roman" w:hAnsi="Times New Roman" w:cs="Times New Roman"/>
+          <w:sz w:val="26"/>
+          <w:szCs w:val="26"/>
+        </w:rPr>
+        <w:t>Các thành phần giao tiếp thông qua API RESTful, đảm bảo:</w:t>
+      </w:r>
+    </w:p>
+    <w:p>
+      <w:pPr>
+        <w:numPr>
+          <w:ilvl w:val="0"/>
+          <w:numId w:val="54"/>
+        </w:numPr>
+        <w:rPr>
+          <w:rFonts w:ascii="Times New Roman" w:hAnsi="Times New Roman" w:cs="Times New Roman"/>
+          <w:sz w:val="26"/>
+          <w:szCs w:val="26"/>
+        </w:rPr>
+      </w:pPr>
+      <w:r>
+        <w:rPr>
+          <w:rFonts w:ascii="Times New Roman" w:hAnsi="Times New Roman" w:cs="Times New Roman"/>
+          <w:sz w:val="26"/>
+          <w:szCs w:val="26"/>
+        </w:rPr>
+        <w:t xml:space="preserve">Tính linh hoạt </w:t>
+      </w:r>
+    </w:p>
+    <w:p>
+      <w:pPr>
+        <w:numPr>
+          <w:ilvl w:val="0"/>
+          <w:numId w:val="54"/>
+        </w:numPr>
+        <w:rPr>
+          <w:rFonts w:ascii="Times New Roman" w:hAnsi="Times New Roman" w:cs="Times New Roman"/>
+          <w:sz w:val="26"/>
+          <w:szCs w:val="26"/>
+        </w:rPr>
+      </w:pPr>
+      <w:r>
+        <w:rPr>
+          <w:rFonts w:ascii="Times New Roman" w:hAnsi="Times New Roman" w:cs="Times New Roman"/>
+          <w:sz w:val="26"/>
+          <w:szCs w:val="26"/>
+        </w:rPr>
+        <w:t xml:space="preserve">Khả năng mở rộng </w:t>
+      </w:r>
+    </w:p>
+    <w:p>
+      <w:pPr>
+        <w:numPr>
+          <w:ilvl w:val="0"/>
+          <w:numId w:val="54"/>
+        </w:numPr>
+        <w:rPr>
+          <w:rFonts w:ascii="Times New Roman" w:hAnsi="Times New Roman" w:cs="Times New Roman"/>
+          <w:sz w:val="26"/>
+          <w:szCs w:val="26"/>
+        </w:rPr>
+      </w:pPr>
+      <w:r>
+        <w:rPr>
+          <w:rFonts w:ascii="Times New Roman" w:hAnsi="Times New Roman" w:cs="Times New Roman"/>
+          <w:sz w:val="26"/>
+          <w:szCs w:val="26"/>
+        </w:rPr>
+        <w:t>Dễ tích hợp</w:t>
+      </w:r>
+    </w:p>
+    <w:p>
+      <w:pPr>
         <w:rPr>
           <w:rFonts w:ascii="Times New Roman" w:hAnsi="Times New Roman" w:cs="Times New Roman"/>
           <w:b/>
@@ -1622,17 +772,74 @@
           <w:rFonts w:ascii="Times New Roman" w:hAnsi="Times New Roman" w:cs="Times New Roman"/>
           <w:b/>
           <w:bCs/>
+          <w:sz w:val="26"/>
+          <w:szCs w:val="26"/>
+        </w:rPr>
+        <w:t xml:space="preserve">2.4. </w:t>
+      </w:r>
+      <w:r>
+        <w:rPr>
+          <w:rFonts w:ascii="Times New Roman" w:hAnsi="Times New Roman" w:cs="Times New Roman"/>
+          <w:b/>
+          <w:bCs/>
+          <w:sz w:val="26"/>
+          <w:szCs w:val="26"/>
+        </w:rPr>
+        <w:t>Biểu đồ hoạt động</w:t>
+      </w:r>
+    </w:p>
+    <w:p>
+      <w:pPr>
+        <w:rPr>
+          <w:rFonts w:ascii="Times New Roman" w:hAnsi="Times New Roman" w:cs="Times New Roman"/>
+          <w:sz w:val="26"/>
+          <w:szCs w:val="26"/>
+          <w:lang w:val="vi-VN"/>
+        </w:rPr>
+      </w:pPr>
+      <w:r>
+        <w:rPr>
+          <w:rFonts w:ascii="Times New Roman" w:hAnsi="Times New Roman" w:cs="Times New Roman"/>
+          <w:sz w:val="26"/>
+          <w:szCs w:val="26"/>
+          <w:lang w:val="vi-VN"/>
+        </w:rPr>
+        <w:lastRenderedPageBreak/>
+        <w:t xml:space="preserve">2.4.1. </w:t>
+      </w:r>
+      <w:r>
+        <w:rPr>
+          <w:rFonts w:ascii="Times New Roman" w:hAnsi="Times New Roman" w:cs="Times New Roman"/>
+          <w:sz w:val="26"/>
+          <w:szCs w:val="26"/>
+        </w:rPr>
+        <w:t xml:space="preserve">BIỂU ĐỒ TUẦN TỰ </w:t>
+      </w:r>
+      <w:r>
+        <w:rPr>
+          <w:rFonts w:ascii="Times New Roman" w:hAnsi="Times New Roman" w:cs="Times New Roman"/>
+          <w:sz w:val="26"/>
+          <w:szCs w:val="26"/>
+        </w:rPr>
+        <w:t>LOGIN</w:t>
+      </w:r>
+      <w:r>
+        <w:rPr>
           <w:noProof/>
-          <w:sz w:val="26"/>
-          <w:szCs w:val="26"/>
-          <w:lang w:val="vi-VN"/>
-        </w:rPr>
-        <w:lastRenderedPageBreak/>
+        </w:rPr>
+        <w:t xml:space="preserve"> </w:t>
+      </w:r>
+      <w:r>
+        <w:rPr>
+          <w:rFonts w:ascii="Times New Roman" w:hAnsi="Times New Roman" w:cs="Times New Roman"/>
+          <w:sz w:val="26"/>
+          <w:szCs w:val="26"/>
+        </w:rPr>
         <w:drawing>
-          <wp:inline distT="0" distB="0" distL="0" distR="0" wp14:anchorId="788FD47F" wp14:editId="6AEE4A0C">
-            <wp:extent cx="5943600" cy="5150485"/>
-            <wp:effectExtent l="0" t="0" r="0" b="0"/>
-            <wp:docPr id="1836418758" name="Picture 1"/>
+          <wp:inline distT="0" distB="0" distL="0" distR="0" wp14:anchorId="0FCAFA39" wp14:editId="78EE1739">
+            <wp:extent cx="4334480" cy="6392167"/>
+            <wp:effectExtent l="0" t="0" r="9525" b="8890"/>
+            <wp:docPr id="44876397" name="Picture 1"/>
             <wp:cNvGraphicFramePr>
               <a:graphicFrameLocks xmlns:a="http://schemas.openxmlformats.org/drawingml/2006/main" noChangeAspect="1"/>
             </wp:cNvGraphicFramePr>
@@ -1640,7 +847,7 @@
               <a:graphicData uri="http://schemas.openxmlformats.org/drawingml/2006/picture">
                 <pic:pic xmlns:pic="http://schemas.openxmlformats.org/drawingml/2006/picture">
                   <pic:nvPicPr>
-                    <pic:cNvPr id="1836418758" name=""/>
+                    <pic:cNvPr id="44876397" name=""/>
                     <pic:cNvPicPr/>
                   </pic:nvPicPr>
                   <pic:blipFill>
@@ -1652,896 +859,7 @@
                   <pic:spPr>
                     <a:xfrm>
                       <a:off x="0" y="0"/>
-                      <a:ext cx="5943600" cy="5150485"/>
-                    </a:xfrm>
-                    <a:prstGeom prst="rect">
-                      <a:avLst/>
-                    </a:prstGeom>
-                  </pic:spPr>
-                </pic:pic>
-              </a:graphicData>
-            </a:graphic>
-          </wp:inline>
-        </w:drawing>
-      </w:r>
-      <w:r>
-        <w:rPr>
-          <w:rFonts w:ascii="Times New Roman" w:hAnsi="Times New Roman" w:cs="Times New Roman"/>
-          <w:sz w:val="26"/>
-          <w:szCs w:val="26"/>
-        </w:rPr>
-        <w:t>Sơ đồ thực thể – liên kết (ERD) được xây dựng nhằm mô tả cấu trúc dữ liệu của hệ thống, bao gồm các thực thể chính sau:</w:t>
-      </w:r>
-    </w:p>
-    <w:p>
-      <w:pPr>
-        <w:numPr>
-          <w:ilvl w:val="0"/>
-          <w:numId w:val="62"/>
-        </w:numPr>
-        <w:rPr>
-          <w:rFonts w:ascii="Times New Roman" w:hAnsi="Times New Roman" w:cs="Times New Roman"/>
-          <w:sz w:val="26"/>
-          <w:szCs w:val="26"/>
-        </w:rPr>
-      </w:pPr>
-      <w:r>
-        <w:rPr>
-          <w:rFonts w:ascii="Times New Roman" w:hAnsi="Times New Roman" w:cs="Times New Roman"/>
-          <w:sz w:val="26"/>
-          <w:szCs w:val="26"/>
-        </w:rPr>
-        <w:t xml:space="preserve">Người dùng (NguoiDung): lưu trữ thông tin người dùng của hệ thống. </w:t>
-      </w:r>
-    </w:p>
-    <w:p>
-      <w:pPr>
-        <w:numPr>
-          <w:ilvl w:val="0"/>
-          <w:numId w:val="62"/>
-        </w:numPr>
-        <w:rPr>
-          <w:rFonts w:ascii="Times New Roman" w:hAnsi="Times New Roman" w:cs="Times New Roman"/>
-          <w:sz w:val="26"/>
-          <w:szCs w:val="26"/>
-        </w:rPr>
-      </w:pPr>
-      <w:r>
-        <w:rPr>
-          <w:rFonts w:ascii="Times New Roman" w:hAnsi="Times New Roman" w:cs="Times New Roman"/>
-          <w:sz w:val="26"/>
-          <w:szCs w:val="26"/>
-        </w:rPr>
-        <w:t xml:space="preserve">Mặt bằng (MatBang): lưu trữ thông tin các mặt bằng cho thuê. </w:t>
-      </w:r>
-    </w:p>
-    <w:p>
-      <w:pPr>
-        <w:numPr>
-          <w:ilvl w:val="0"/>
-          <w:numId w:val="62"/>
-        </w:numPr>
-        <w:rPr>
-          <w:rFonts w:ascii="Times New Roman" w:hAnsi="Times New Roman" w:cs="Times New Roman"/>
-          <w:sz w:val="26"/>
-          <w:szCs w:val="26"/>
-        </w:rPr>
-      </w:pPr>
-      <w:r>
-        <w:rPr>
-          <w:rFonts w:ascii="Times New Roman" w:hAnsi="Times New Roman" w:cs="Times New Roman"/>
-          <w:sz w:val="26"/>
-          <w:szCs w:val="26"/>
-        </w:rPr>
-        <w:t xml:space="preserve">Đánh giá (DanhGia): lưu trữ các đánh giá và nhận xét của người dùng đối với mặt bằng. </w:t>
-      </w:r>
-    </w:p>
-    <w:p>
-      <w:pPr>
-        <w:numPr>
-          <w:ilvl w:val="0"/>
-          <w:numId w:val="62"/>
-        </w:numPr>
-        <w:rPr>
-          <w:rFonts w:ascii="Times New Roman" w:hAnsi="Times New Roman" w:cs="Times New Roman"/>
-          <w:sz w:val="26"/>
-          <w:szCs w:val="26"/>
-        </w:rPr>
-      </w:pPr>
-      <w:r>
-        <w:rPr>
-          <w:rFonts w:ascii="Times New Roman" w:hAnsi="Times New Roman" w:cs="Times New Roman"/>
-          <w:sz w:val="26"/>
-          <w:szCs w:val="26"/>
-        </w:rPr>
-        <w:t xml:space="preserve">Tổng hợp đánh giá (TongHopDanhGia): lưu trữ thông tin tổng hợp đánh giá của từng mặt bằng (điểm trung bình, số lượng đánh giá), phục vụ cho việc xếp hạng. </w:t>
-      </w:r>
-    </w:p>
-    <w:p>
-      <w:pPr>
-        <w:numPr>
-          <w:ilvl w:val="0"/>
-          <w:numId w:val="62"/>
-        </w:numPr>
-        <w:rPr>
-          <w:rFonts w:ascii="Times New Roman" w:hAnsi="Times New Roman" w:cs="Times New Roman"/>
-          <w:sz w:val="26"/>
-          <w:szCs w:val="26"/>
-        </w:rPr>
-      </w:pPr>
-      <w:r>
-        <w:rPr>
-          <w:rFonts w:ascii="Times New Roman" w:hAnsi="Times New Roman" w:cs="Times New Roman"/>
-          <w:sz w:val="26"/>
-          <w:szCs w:val="26"/>
-        </w:rPr>
-        <w:t xml:space="preserve">Lịch sử tìm kiếm (LichSuTimKiem): lưu trữ các truy vấn tìm kiếm của người dùng. </w:t>
-      </w:r>
-    </w:p>
-    <w:p>
-      <w:pPr>
-        <w:numPr>
-          <w:ilvl w:val="0"/>
-          <w:numId w:val="62"/>
-        </w:numPr>
-        <w:rPr>
-          <w:rFonts w:ascii="Times New Roman" w:hAnsi="Times New Roman" w:cs="Times New Roman"/>
-          <w:sz w:val="26"/>
-          <w:szCs w:val="26"/>
-        </w:rPr>
-      </w:pPr>
-      <w:r>
-        <w:rPr>
-          <w:rFonts w:ascii="Times New Roman" w:hAnsi="Times New Roman" w:cs="Times New Roman"/>
-          <w:sz w:val="26"/>
-          <w:szCs w:val="26"/>
-        </w:rPr>
-        <w:lastRenderedPageBreak/>
-        <w:t xml:space="preserve">Yêu thích (YeuThich): lưu trữ danh sách các mặt bằng mà người dùng đã lưu để theo dõi và so sánh. </w:t>
-      </w:r>
-    </w:p>
-    <w:p>
-      <w:pPr>
-        <w:rPr>
-          <w:rFonts w:ascii="Times New Roman" w:hAnsi="Times New Roman" w:cs="Times New Roman"/>
-          <w:sz w:val="26"/>
-          <w:szCs w:val="26"/>
-        </w:rPr>
-      </w:pPr>
-      <w:r>
-        <w:rPr>
-          <w:rFonts w:ascii="Times New Roman" w:hAnsi="Times New Roman" w:cs="Times New Roman"/>
-          <w:sz w:val="26"/>
-          <w:szCs w:val="26"/>
-        </w:rPr>
-        <w:t>Mối quan hệ giữa các thực thể</w:t>
-      </w:r>
-    </w:p>
-    <w:p>
-      <w:pPr>
-        <w:rPr>
-          <w:rFonts w:ascii="Times New Roman" w:hAnsi="Times New Roman" w:cs="Times New Roman"/>
-          <w:sz w:val="26"/>
-          <w:szCs w:val="26"/>
-        </w:rPr>
-      </w:pPr>
-      <w:r>
-        <w:rPr>
-          <w:rFonts w:ascii="Times New Roman" w:hAnsi="Times New Roman" w:cs="Times New Roman"/>
-          <w:sz w:val="26"/>
-          <w:szCs w:val="26"/>
-        </w:rPr>
-        <w:t>Các thực thể trong hệ thống có mối quan hệ với nhau như sau:</w:t>
-      </w:r>
-    </w:p>
-    <w:p>
-      <w:pPr>
-        <w:numPr>
-          <w:ilvl w:val="0"/>
-          <w:numId w:val="63"/>
-        </w:numPr>
-        <w:rPr>
-          <w:rFonts w:ascii="Times New Roman" w:hAnsi="Times New Roman" w:cs="Times New Roman"/>
-          <w:sz w:val="26"/>
-          <w:szCs w:val="26"/>
-        </w:rPr>
-      </w:pPr>
-      <w:r>
-        <w:rPr>
-          <w:rFonts w:ascii="Times New Roman" w:hAnsi="Times New Roman" w:cs="Times New Roman"/>
-          <w:sz w:val="26"/>
-          <w:szCs w:val="26"/>
-        </w:rPr>
-        <w:t xml:space="preserve">Một Người dùng có thể đăng nhiều Mặt bằng. </w:t>
-      </w:r>
-    </w:p>
-    <w:p>
-      <w:pPr>
-        <w:numPr>
-          <w:ilvl w:val="0"/>
-          <w:numId w:val="63"/>
-        </w:numPr>
-        <w:rPr>
-          <w:rFonts w:ascii="Times New Roman" w:hAnsi="Times New Roman" w:cs="Times New Roman"/>
-          <w:sz w:val="26"/>
-          <w:szCs w:val="26"/>
-        </w:rPr>
-      </w:pPr>
-      <w:r>
-        <w:rPr>
-          <w:rFonts w:ascii="Times New Roman" w:hAnsi="Times New Roman" w:cs="Times New Roman"/>
-          <w:sz w:val="26"/>
-          <w:szCs w:val="26"/>
-        </w:rPr>
-        <w:t xml:space="preserve">Một Mặt bằng có thể có nhiều Đánh giá từ người dùng. </w:t>
-      </w:r>
-    </w:p>
-    <w:p>
-      <w:pPr>
-        <w:numPr>
-          <w:ilvl w:val="0"/>
-          <w:numId w:val="63"/>
-        </w:numPr>
-        <w:rPr>
-          <w:rFonts w:ascii="Times New Roman" w:hAnsi="Times New Roman" w:cs="Times New Roman"/>
-          <w:sz w:val="26"/>
-          <w:szCs w:val="26"/>
-        </w:rPr>
-      </w:pPr>
-      <w:r>
-        <w:rPr>
-          <w:rFonts w:ascii="Times New Roman" w:hAnsi="Times New Roman" w:cs="Times New Roman"/>
-          <w:sz w:val="26"/>
-          <w:szCs w:val="26"/>
-        </w:rPr>
-        <w:t xml:space="preserve">Một Người dùng có thể thực hiện nhiều Đánh giá khác nhau. </w:t>
-      </w:r>
-    </w:p>
-    <w:p>
-      <w:pPr>
-        <w:numPr>
-          <w:ilvl w:val="0"/>
-          <w:numId w:val="63"/>
-        </w:numPr>
-        <w:rPr>
-          <w:rFonts w:ascii="Times New Roman" w:hAnsi="Times New Roman" w:cs="Times New Roman"/>
-          <w:sz w:val="26"/>
-          <w:szCs w:val="26"/>
-        </w:rPr>
-      </w:pPr>
-      <w:r>
-        <w:rPr>
-          <w:rFonts w:ascii="Times New Roman" w:hAnsi="Times New Roman" w:cs="Times New Roman"/>
-          <w:sz w:val="26"/>
-          <w:szCs w:val="26"/>
-        </w:rPr>
-        <w:t xml:space="preserve">Mỗi Mặt bằng có một Tổng hợp đánh giá để phục vụ việc tính toán và xếp hạng kết quả tìm kiếm. </w:t>
-      </w:r>
-    </w:p>
-    <w:p>
-      <w:pPr>
-        <w:numPr>
-          <w:ilvl w:val="0"/>
-          <w:numId w:val="63"/>
-        </w:numPr>
-        <w:rPr>
-          <w:rFonts w:ascii="Times New Roman" w:hAnsi="Times New Roman" w:cs="Times New Roman"/>
-          <w:sz w:val="26"/>
-          <w:szCs w:val="26"/>
-        </w:rPr>
-      </w:pPr>
-      <w:r>
-        <w:rPr>
-          <w:rFonts w:ascii="Times New Roman" w:hAnsi="Times New Roman" w:cs="Times New Roman"/>
-          <w:sz w:val="26"/>
-          <w:szCs w:val="26"/>
-        </w:rPr>
-        <w:t xml:space="preserve">Một Người dùng có thể có nhiều Lịch sử tìm kiếm. </w:t>
-      </w:r>
-    </w:p>
-    <w:p>
-      <w:pPr>
-        <w:numPr>
-          <w:ilvl w:val="0"/>
-          <w:numId w:val="63"/>
-        </w:numPr>
-        <w:rPr>
-          <w:rFonts w:ascii="Times New Roman" w:hAnsi="Times New Roman" w:cs="Times New Roman"/>
-          <w:sz w:val="26"/>
-          <w:szCs w:val="26"/>
-        </w:rPr>
-      </w:pPr>
-      <w:r>
-        <w:rPr>
-          <w:rFonts w:ascii="Times New Roman" w:hAnsi="Times New Roman" w:cs="Times New Roman"/>
-          <w:sz w:val="26"/>
-          <w:szCs w:val="26"/>
-        </w:rPr>
-        <w:t xml:space="preserve">Một Người dùng có thể lưu nhiều Mặt bằng yêu thích, và một Mặt bằng cũng có thể được nhiều người dùng lưu (quan hệ nhiều – nhiều thông qua bảng YeuThich). </w:t>
-      </w:r>
-    </w:p>
-    <w:p>
-      <w:pPr>
-        <w:rPr>
-          <w:rFonts w:ascii="Times New Roman" w:hAnsi="Times New Roman" w:cs="Times New Roman"/>
-          <w:sz w:val="26"/>
-          <w:szCs w:val="26"/>
-        </w:rPr>
-      </w:pPr>
-      <w:r>
-        <w:rPr>
-          <w:rFonts w:ascii="Times New Roman" w:hAnsi="Times New Roman" w:cs="Times New Roman"/>
-          <w:sz w:val="26"/>
-          <w:szCs w:val="26"/>
-        </w:rPr>
-        <w:t>Ý nghĩa thiết kế</w:t>
-      </w:r>
-    </w:p>
-    <w:p>
-      <w:pPr>
-        <w:rPr>
-          <w:rFonts w:ascii="Times New Roman" w:hAnsi="Times New Roman" w:cs="Times New Roman"/>
-          <w:sz w:val="26"/>
-          <w:szCs w:val="26"/>
-        </w:rPr>
-      </w:pPr>
-      <w:r>
-        <w:rPr>
-          <w:rFonts w:ascii="Times New Roman" w:hAnsi="Times New Roman" w:cs="Times New Roman"/>
-          <w:sz w:val="26"/>
-          <w:szCs w:val="26"/>
-        </w:rPr>
-        <w:t>Thiết kế cơ sở dữ liệu theo sơ đồ ERD mang lại các lợi ích sau:</w:t>
-      </w:r>
-    </w:p>
-    <w:p>
-      <w:pPr>
-        <w:numPr>
-          <w:ilvl w:val="0"/>
-          <w:numId w:val="64"/>
-        </w:numPr>
-        <w:rPr>
-          <w:rFonts w:ascii="Times New Roman" w:hAnsi="Times New Roman" w:cs="Times New Roman"/>
-          <w:sz w:val="26"/>
-          <w:szCs w:val="26"/>
-        </w:rPr>
-      </w:pPr>
-      <w:r>
-        <w:rPr>
-          <w:rFonts w:ascii="Times New Roman" w:hAnsi="Times New Roman" w:cs="Times New Roman"/>
-          <w:sz w:val="26"/>
-          <w:szCs w:val="26"/>
-        </w:rPr>
-        <w:t xml:space="preserve">Tối ưu hiệu năng truy vấn, đặc biệt trong các chức năng tìm kiếm và lọc dữ liệu. </w:t>
-      </w:r>
-    </w:p>
-    <w:p>
-      <w:pPr>
-        <w:numPr>
-          <w:ilvl w:val="0"/>
-          <w:numId w:val="64"/>
-        </w:numPr>
-        <w:rPr>
-          <w:rFonts w:ascii="Times New Roman" w:hAnsi="Times New Roman" w:cs="Times New Roman"/>
-          <w:sz w:val="26"/>
-          <w:szCs w:val="26"/>
-        </w:rPr>
-      </w:pPr>
-      <w:r>
-        <w:rPr>
-          <w:rFonts w:ascii="Times New Roman" w:hAnsi="Times New Roman" w:cs="Times New Roman"/>
-          <w:sz w:val="26"/>
-          <w:szCs w:val="26"/>
-        </w:rPr>
-        <w:t xml:space="preserve">Hỗ trợ cơ chế xếp hạng kết quả dựa trên đánh giá người dùng thông qua bảng tổng hợp đánh giá. </w:t>
-      </w:r>
-    </w:p>
-    <w:p>
-      <w:pPr>
-        <w:numPr>
-          <w:ilvl w:val="0"/>
-          <w:numId w:val="64"/>
-        </w:numPr>
-        <w:rPr>
-          <w:rFonts w:ascii="Times New Roman" w:hAnsi="Times New Roman" w:cs="Times New Roman"/>
-          <w:sz w:val="26"/>
-          <w:szCs w:val="26"/>
-        </w:rPr>
-      </w:pPr>
-      <w:r>
-        <w:rPr>
-          <w:rFonts w:ascii="Times New Roman" w:hAnsi="Times New Roman" w:cs="Times New Roman"/>
-          <w:sz w:val="26"/>
-          <w:szCs w:val="26"/>
-        </w:rPr>
-        <w:t xml:space="preserve">Hỗ trợ chức năng gợi ý và cá nhân hóa dựa trên lịch sử tìm kiếm và hành vi người dùng. </w:t>
-      </w:r>
-    </w:p>
-    <w:p>
-      <w:pPr>
-        <w:numPr>
-          <w:ilvl w:val="0"/>
-          <w:numId w:val="64"/>
-        </w:numPr>
-        <w:rPr>
-          <w:rFonts w:ascii="Times New Roman" w:hAnsi="Times New Roman" w:cs="Times New Roman"/>
-          <w:sz w:val="26"/>
-          <w:szCs w:val="26"/>
-        </w:rPr>
-      </w:pPr>
-      <w:r>
-        <w:rPr>
-          <w:rFonts w:ascii="Times New Roman" w:hAnsi="Times New Roman" w:cs="Times New Roman"/>
-          <w:sz w:val="26"/>
-          <w:szCs w:val="26"/>
-        </w:rPr>
-        <w:t xml:space="preserve">Cho phép người dùng lưu và so sánh các mặt bằng thông qua chức năng yêu thích. </w:t>
-      </w:r>
-    </w:p>
-    <w:p>
-      <w:pPr>
-        <w:numPr>
-          <w:ilvl w:val="0"/>
-          <w:numId w:val="64"/>
-        </w:numPr>
-        <w:rPr>
-          <w:rFonts w:ascii="Times New Roman" w:hAnsi="Times New Roman" w:cs="Times New Roman"/>
-          <w:sz w:val="26"/>
-          <w:szCs w:val="26"/>
-        </w:rPr>
-      </w:pPr>
-      <w:r>
-        <w:rPr>
-          <w:rFonts w:ascii="Times New Roman" w:hAnsi="Times New Roman" w:cs="Times New Roman"/>
-          <w:sz w:val="26"/>
-          <w:szCs w:val="26"/>
-        </w:rPr>
-        <w:t xml:space="preserve">Đảm bảo dữ liệu được tổ chức hợp lý, giảm trùng lặp và dễ quản lý. </w:t>
-      </w:r>
-    </w:p>
-    <w:p>
-      <w:pPr>
-        <w:numPr>
-          <w:ilvl w:val="0"/>
-          <w:numId w:val="64"/>
-        </w:numPr>
-        <w:rPr>
-          <w:rFonts w:ascii="Times New Roman" w:hAnsi="Times New Roman" w:cs="Times New Roman"/>
-          <w:sz w:val="26"/>
-          <w:szCs w:val="26"/>
-        </w:rPr>
-      </w:pPr>
-      <w:r>
-        <w:rPr>
-          <w:rFonts w:ascii="Times New Roman" w:hAnsi="Times New Roman" w:cs="Times New Roman"/>
-          <w:sz w:val="26"/>
-          <w:szCs w:val="26"/>
-        </w:rPr>
-        <w:t>Tạo điều kiện thuận lợi cho việc mở rộng và nâng cấp hệ thống trong tương lai.</w:t>
-      </w:r>
-    </w:p>
-    <w:p>
-      <w:pPr>
-        <w:rPr>
-          <w:rFonts w:ascii="Times New Roman" w:hAnsi="Times New Roman" w:cs="Times New Roman"/>
-          <w:b/>
-          <w:bCs/>
-          <w:sz w:val="26"/>
-          <w:szCs w:val="26"/>
-        </w:rPr>
-      </w:pPr>
-      <w:r>
-        <w:rPr>
-          <w:rFonts w:ascii="Times New Roman" w:hAnsi="Times New Roman" w:cs="Times New Roman"/>
-          <w:b/>
-          <w:bCs/>
-          <w:sz w:val="26"/>
-          <w:szCs w:val="26"/>
-        </w:rPr>
-        <w:t>2.3.3. Kiến trúc hệ thống</w:t>
-      </w:r>
-    </w:p>
-    <w:p>
-      <w:pPr>
-        <w:rPr>
-          <w:rFonts w:ascii="Times New Roman" w:hAnsi="Times New Roman" w:cs="Times New Roman"/>
-          <w:sz w:val="26"/>
-          <w:szCs w:val="26"/>
-        </w:rPr>
-      </w:pPr>
-      <w:r>
-        <w:rPr>
-          <w:rFonts w:ascii="Times New Roman" w:hAnsi="Times New Roman" w:cs="Times New Roman"/>
-          <w:sz w:val="26"/>
-          <w:szCs w:val="26"/>
-        </w:rPr>
-        <w:t>Hệ thống được xây dựng theo mô hình Client–Server, bao gồm:</w:t>
-      </w:r>
-    </w:p>
-    <w:p>
-      <w:pPr>
-        <w:numPr>
-          <w:ilvl w:val="0"/>
-          <w:numId w:val="53"/>
-        </w:numPr>
-        <w:rPr>
-          <w:rFonts w:ascii="Times New Roman" w:hAnsi="Times New Roman" w:cs="Times New Roman"/>
-          <w:sz w:val="26"/>
-          <w:szCs w:val="26"/>
-        </w:rPr>
-      </w:pPr>
-      <w:r>
-        <w:rPr>
-          <w:rFonts w:ascii="Times New Roman" w:hAnsi="Times New Roman" w:cs="Times New Roman"/>
-          <w:sz w:val="26"/>
-          <w:szCs w:val="26"/>
-        </w:rPr>
-        <w:t xml:space="preserve">Frontend </w:t>
-      </w:r>
-    </w:p>
-    <w:p>
-      <w:pPr>
-        <w:numPr>
-          <w:ilvl w:val="1"/>
-          <w:numId w:val="53"/>
-        </w:numPr>
-        <w:rPr>
-          <w:rFonts w:ascii="Times New Roman" w:hAnsi="Times New Roman" w:cs="Times New Roman"/>
-          <w:sz w:val="26"/>
-          <w:szCs w:val="26"/>
-        </w:rPr>
-      </w:pPr>
-      <w:r>
-        <w:rPr>
-          <w:rFonts w:ascii="Times New Roman" w:hAnsi="Times New Roman" w:cs="Times New Roman"/>
-          <w:sz w:val="26"/>
-          <w:szCs w:val="26"/>
-        </w:rPr>
-        <w:t xml:space="preserve">Sử dụng HTML, CSS, JavaScript, Bootstrap </w:t>
-      </w:r>
-    </w:p>
-    <w:p>
-      <w:pPr>
-        <w:numPr>
-          <w:ilvl w:val="1"/>
-          <w:numId w:val="53"/>
-        </w:numPr>
-        <w:rPr>
-          <w:rFonts w:ascii="Times New Roman" w:hAnsi="Times New Roman" w:cs="Times New Roman"/>
-          <w:sz w:val="26"/>
-          <w:szCs w:val="26"/>
-        </w:rPr>
-      </w:pPr>
-      <w:r>
-        <w:rPr>
-          <w:rFonts w:ascii="Times New Roman" w:hAnsi="Times New Roman" w:cs="Times New Roman"/>
-          <w:sz w:val="26"/>
-          <w:szCs w:val="26"/>
-        </w:rPr>
-        <w:t xml:space="preserve">Chịu trách nhiệm hiển thị giao diện và tương tác với người dùng </w:t>
-      </w:r>
-    </w:p>
-    <w:p>
-      <w:pPr>
-        <w:numPr>
-          <w:ilvl w:val="0"/>
-          <w:numId w:val="53"/>
-        </w:numPr>
-        <w:rPr>
-          <w:rFonts w:ascii="Times New Roman" w:hAnsi="Times New Roman" w:cs="Times New Roman"/>
-          <w:sz w:val="26"/>
-          <w:szCs w:val="26"/>
-        </w:rPr>
-      </w:pPr>
-      <w:r>
-        <w:rPr>
-          <w:rFonts w:ascii="Times New Roman" w:hAnsi="Times New Roman" w:cs="Times New Roman"/>
-          <w:sz w:val="26"/>
-          <w:szCs w:val="26"/>
-        </w:rPr>
-        <w:lastRenderedPageBreak/>
-        <w:t xml:space="preserve">Backend </w:t>
-      </w:r>
-    </w:p>
-    <w:p>
-      <w:pPr>
-        <w:numPr>
-          <w:ilvl w:val="1"/>
-          <w:numId w:val="53"/>
-        </w:numPr>
-        <w:rPr>
-          <w:rFonts w:ascii="Times New Roman" w:hAnsi="Times New Roman" w:cs="Times New Roman"/>
-          <w:sz w:val="26"/>
-          <w:szCs w:val="26"/>
-        </w:rPr>
-      </w:pPr>
-      <w:r>
-        <w:rPr>
-          <w:rFonts w:ascii="Times New Roman" w:hAnsi="Times New Roman" w:cs="Times New Roman"/>
-          <w:sz w:val="26"/>
-          <w:szCs w:val="26"/>
-        </w:rPr>
-        <w:t xml:space="preserve">Sử dụng Node.js và Express.js </w:t>
-      </w:r>
-    </w:p>
-    <w:p>
-      <w:pPr>
-        <w:numPr>
-          <w:ilvl w:val="1"/>
-          <w:numId w:val="53"/>
-        </w:numPr>
-        <w:rPr>
-          <w:rFonts w:ascii="Times New Roman" w:hAnsi="Times New Roman" w:cs="Times New Roman"/>
-          <w:sz w:val="26"/>
-          <w:szCs w:val="26"/>
-        </w:rPr>
-      </w:pPr>
-      <w:r>
-        <w:rPr>
-          <w:rFonts w:ascii="Times New Roman" w:hAnsi="Times New Roman" w:cs="Times New Roman"/>
-          <w:sz w:val="26"/>
-          <w:szCs w:val="26"/>
-        </w:rPr>
-        <w:t xml:space="preserve">Xử lý logic nghiệp vụ và cung cấp API </w:t>
-      </w:r>
-    </w:p>
-    <w:p>
-      <w:pPr>
-        <w:numPr>
-          <w:ilvl w:val="0"/>
-          <w:numId w:val="53"/>
-        </w:numPr>
-        <w:rPr>
-          <w:rFonts w:ascii="Times New Roman" w:hAnsi="Times New Roman" w:cs="Times New Roman"/>
-          <w:sz w:val="26"/>
-          <w:szCs w:val="26"/>
-        </w:rPr>
-      </w:pPr>
-      <w:r>
-        <w:rPr>
-          <w:rFonts w:ascii="Times New Roman" w:hAnsi="Times New Roman" w:cs="Times New Roman"/>
-          <w:sz w:val="26"/>
-          <w:szCs w:val="26"/>
-        </w:rPr>
-        <w:t xml:space="preserve">Cơ sở dữ liệu </w:t>
-      </w:r>
-    </w:p>
-    <w:p>
-      <w:pPr>
-        <w:numPr>
-          <w:ilvl w:val="1"/>
-          <w:numId w:val="53"/>
-        </w:numPr>
-        <w:rPr>
-          <w:rFonts w:ascii="Times New Roman" w:hAnsi="Times New Roman" w:cs="Times New Roman"/>
-          <w:sz w:val="26"/>
-          <w:szCs w:val="26"/>
-        </w:rPr>
-      </w:pPr>
-      <w:r>
-        <w:rPr>
-          <w:rFonts w:ascii="Times New Roman" w:hAnsi="Times New Roman" w:cs="Times New Roman"/>
-          <w:sz w:val="26"/>
-          <w:szCs w:val="26"/>
-        </w:rPr>
-        <w:t xml:space="preserve">Firebase: lưu trữ người dùng và tin đăng (realtime, dễ triển khai) </w:t>
-      </w:r>
-    </w:p>
-    <w:p>
-      <w:pPr>
-        <w:numPr>
-          <w:ilvl w:val="1"/>
-          <w:numId w:val="53"/>
-        </w:numPr>
-        <w:rPr>
-          <w:rFonts w:ascii="Times New Roman" w:hAnsi="Times New Roman" w:cs="Times New Roman"/>
-          <w:sz w:val="26"/>
-          <w:szCs w:val="26"/>
-        </w:rPr>
-      </w:pPr>
-      <w:r>
-        <w:rPr>
-          <w:rFonts w:ascii="Times New Roman" w:hAnsi="Times New Roman" w:cs="Times New Roman"/>
-          <w:sz w:val="26"/>
-          <w:szCs w:val="26"/>
-        </w:rPr>
-        <w:t xml:space="preserve">PostgreSQL: lưu đánh giá và phục vụ truy vấn, thống kê </w:t>
-      </w:r>
-    </w:p>
-    <w:p>
-      <w:pPr>
-        <w:rPr>
-          <w:rFonts w:ascii="Times New Roman" w:hAnsi="Times New Roman" w:cs="Times New Roman"/>
-          <w:sz w:val="26"/>
-          <w:szCs w:val="26"/>
-        </w:rPr>
-      </w:pPr>
-      <w:r>
-        <w:rPr>
-          <w:rFonts w:ascii="Times New Roman" w:hAnsi="Times New Roman" w:cs="Times New Roman"/>
-          <w:sz w:val="26"/>
-          <w:szCs w:val="26"/>
-        </w:rPr>
-        <w:t>Các thành phần giao tiếp thông qua API RESTful, đảm bảo:</w:t>
-      </w:r>
-    </w:p>
-    <w:p>
-      <w:pPr>
-        <w:numPr>
-          <w:ilvl w:val="0"/>
-          <w:numId w:val="54"/>
-        </w:numPr>
-        <w:rPr>
-          <w:rFonts w:ascii="Times New Roman" w:hAnsi="Times New Roman" w:cs="Times New Roman"/>
-          <w:sz w:val="26"/>
-          <w:szCs w:val="26"/>
-        </w:rPr>
-      </w:pPr>
-      <w:r>
-        <w:rPr>
-          <w:rFonts w:ascii="Times New Roman" w:hAnsi="Times New Roman" w:cs="Times New Roman"/>
-          <w:sz w:val="26"/>
-          <w:szCs w:val="26"/>
-        </w:rPr>
-        <w:t xml:space="preserve">Tính linh hoạt </w:t>
-      </w:r>
-    </w:p>
-    <w:p>
-      <w:pPr>
-        <w:numPr>
-          <w:ilvl w:val="0"/>
-          <w:numId w:val="54"/>
-        </w:numPr>
-        <w:rPr>
-          <w:rFonts w:ascii="Times New Roman" w:hAnsi="Times New Roman" w:cs="Times New Roman"/>
-          <w:sz w:val="26"/>
-          <w:szCs w:val="26"/>
-        </w:rPr>
-      </w:pPr>
-      <w:r>
-        <w:rPr>
-          <w:rFonts w:ascii="Times New Roman" w:hAnsi="Times New Roman" w:cs="Times New Roman"/>
-          <w:sz w:val="26"/>
-          <w:szCs w:val="26"/>
-        </w:rPr>
-        <w:t xml:space="preserve">Khả năng mở rộng </w:t>
-      </w:r>
-    </w:p>
-    <w:p>
-      <w:pPr>
-        <w:numPr>
-          <w:ilvl w:val="0"/>
-          <w:numId w:val="54"/>
-        </w:numPr>
-        <w:rPr>
-          <w:rFonts w:ascii="Times New Roman" w:hAnsi="Times New Roman" w:cs="Times New Roman"/>
-          <w:sz w:val="26"/>
-          <w:szCs w:val="26"/>
-        </w:rPr>
-      </w:pPr>
-      <w:r>
-        <w:rPr>
-          <w:rFonts w:ascii="Times New Roman" w:hAnsi="Times New Roman" w:cs="Times New Roman"/>
-          <w:sz w:val="26"/>
-          <w:szCs w:val="26"/>
-        </w:rPr>
-        <w:t>Dễ tích hợp</w:t>
-      </w:r>
-    </w:p>
-    <w:p>
-      <w:pPr>
-        <w:rPr>
-          <w:rFonts w:ascii="Times New Roman" w:hAnsi="Times New Roman" w:cs="Times New Roman"/>
-          <w:b/>
-          <w:bCs/>
-          <w:sz w:val="26"/>
-          <w:szCs w:val="26"/>
-        </w:rPr>
-      </w:pPr>
-      <w:r>
-        <w:rPr>
-          <w:rFonts w:ascii="Times New Roman" w:hAnsi="Times New Roman" w:cs="Times New Roman"/>
-          <w:b/>
-          <w:bCs/>
-          <w:sz w:val="26"/>
-          <w:szCs w:val="26"/>
-        </w:rPr>
-        <w:t xml:space="preserve">2.4. </w:t>
-      </w:r>
-      <w:r>
-        <w:rPr>
-          <w:rFonts w:ascii="Times New Roman" w:hAnsi="Times New Roman" w:cs="Times New Roman"/>
-          <w:b/>
-          <w:bCs/>
-          <w:sz w:val="26"/>
-          <w:szCs w:val="26"/>
-        </w:rPr>
-        <w:t>Biểu đồ hoạt động</w:t>
-      </w:r>
-    </w:p>
-    <w:p>
-      <w:pPr>
-        <w:rPr>
-          <w:rFonts w:ascii="Times New Roman" w:hAnsi="Times New Roman" w:cs="Times New Roman"/>
-          <w:sz w:val="26"/>
-          <w:szCs w:val="26"/>
-          <w:lang w:val="vi-VN"/>
-        </w:rPr>
-      </w:pPr>
-      <w:r>
-        <w:rPr>
-          <w:rFonts w:ascii="Times New Roman" w:hAnsi="Times New Roman" w:cs="Times New Roman"/>
-          <w:sz w:val="26"/>
-          <w:szCs w:val="26"/>
-        </w:rPr>
-        <w:lastRenderedPageBreak/>
-        <w:t>2</w:t>
-      </w:r>
-      <w:r>
-        <w:rPr>
-          <w:rFonts w:ascii="Times New Roman" w:hAnsi="Times New Roman" w:cs="Times New Roman"/>
-          <w:sz w:val="26"/>
-          <w:szCs w:val="26"/>
-          <w:lang w:val="vi-VN"/>
-        </w:rPr>
-        <w:t>.4.</w:t>
-      </w:r>
-      <w:r>
-        <w:rPr>
-          <w:rFonts w:ascii="Times New Roman" w:hAnsi="Times New Roman" w:cs="Times New Roman"/>
-          <w:sz w:val="26"/>
-          <w:szCs w:val="26"/>
-        </w:rPr>
-        <w:t xml:space="preserve">1. </w:t>
-      </w:r>
-      <w:r>
-        <w:rPr>
-          <w:rFonts w:ascii="Times New Roman" w:hAnsi="Times New Roman" w:cs="Times New Roman"/>
-          <w:sz w:val="26"/>
-          <w:szCs w:val="26"/>
-        </w:rPr>
-        <w:t>BIỂU ĐỒ HOẠT ĐỘNG</w:t>
-      </w:r>
-      <w:r>
-        <w:rPr>
-          <w:rFonts w:ascii="Times New Roman" w:hAnsi="Times New Roman" w:cs="Times New Roman"/>
-          <w:sz w:val="26"/>
-          <w:szCs w:val="26"/>
-        </w:rPr>
-        <w:t xml:space="preserve"> – TÌM KIẾM MẶT BẰNG</w:t>
-      </w:r>
-      <w:r>
-        <w:rPr>
-          <w:rFonts w:ascii="Times New Roman" w:hAnsi="Times New Roman" w:cs="Times New Roman"/>
-          <w:noProof/>
-          <w:sz w:val="26"/>
-          <w:szCs w:val="26"/>
-        </w:rPr>
-        <w:drawing>
-          <wp:inline distT="0" distB="0" distL="0" distR="0" wp14:anchorId="4F98E849" wp14:editId="38141E7F">
-            <wp:extent cx="4096322" cy="4534533"/>
-            <wp:effectExtent l="0" t="0" r="0" b="0"/>
-            <wp:docPr id="455883267" name="Picture 1"/>
-            <wp:cNvGraphicFramePr>
-              <a:graphicFrameLocks xmlns:a="http://schemas.openxmlformats.org/drawingml/2006/main" noChangeAspect="1"/>
-            </wp:cNvGraphicFramePr>
-            <a:graphic xmlns:a="http://schemas.openxmlformats.org/drawingml/2006/main">
-              <a:graphicData uri="http://schemas.openxmlformats.org/drawingml/2006/picture">
-                <pic:pic xmlns:pic="http://schemas.openxmlformats.org/drawingml/2006/picture">
-                  <pic:nvPicPr>
-                    <pic:cNvPr id="455883267" name=""/>
-                    <pic:cNvPicPr/>
-                  </pic:nvPicPr>
-                  <pic:blipFill>
-                    <a:blip r:embed="rId7"/>
-                    <a:stretch>
-                      <a:fillRect/>
-                    </a:stretch>
-                  </pic:blipFill>
-                  <pic:spPr>
-                    <a:xfrm>
-                      <a:off x="0" y="0"/>
-                      <a:ext cx="4096322" cy="4534533"/>
+                      <a:ext cx="4334480" cy="6392167"/>
                     </a:xfrm>
                     <a:prstGeom prst="rect">
                       <a:avLst/>
@@ -2585,7 +903,15 @@
           <w:sz w:val="26"/>
           <w:szCs w:val="26"/>
         </w:rPr>
-        <w:t xml:space="preserve">2. </w:t>
+        <w:t>2</w:t>
+      </w:r>
+      <w:r>
+        <w:rPr>
+          <w:rFonts w:ascii="Times New Roman" w:hAnsi="Times New Roman" w:cs="Times New Roman"/>
+          <w:sz w:val="26"/>
+          <w:szCs w:val="26"/>
+        </w:rPr>
+        <w:t xml:space="preserve">. </w:t>
       </w:r>
       <w:r>
         <w:rPr>
@@ -2601,7 +927,7 @@
           <w:sz w:val="26"/>
           <w:szCs w:val="26"/>
         </w:rPr>
-        <w:t xml:space="preserve"> – XEM CHI TIẾT &amp; ĐÁNH GIÁ</w:t>
+        <w:t xml:space="preserve"> – TÌM KIẾM MẶT BẰNG</w:t>
       </w:r>
     </w:p>
     <w:p>
@@ -2616,17 +942,16 @@
       <w:r>
         <w:rPr>
           <w:rFonts w:ascii="Times New Roman" w:hAnsi="Times New Roman" w:cs="Times New Roman"/>
-          <w:noProof/>
           <w:sz w:val="26"/>
           <w:szCs w:val="26"/>
           <w:lang w:val="vi-VN"/>
         </w:rPr>
         <w:lastRenderedPageBreak/>
         <w:drawing>
-          <wp:inline distT="0" distB="0" distL="0" distR="0" wp14:anchorId="25C89A55" wp14:editId="1BD587D2">
-            <wp:extent cx="3477110" cy="5772956"/>
-            <wp:effectExtent l="0" t="0" r="9525" b="0"/>
-            <wp:docPr id="501820248" name="Picture 1"/>
+          <wp:inline distT="0" distB="0" distL="0" distR="0" wp14:anchorId="187C4BC9" wp14:editId="73741B3C">
+            <wp:extent cx="5801535" cy="6230219"/>
+            <wp:effectExtent l="0" t="0" r="8890" b="0"/>
+            <wp:docPr id="582670486" name="Picture 1"/>
             <wp:cNvGraphicFramePr>
               <a:graphicFrameLocks xmlns:a="http://schemas.openxmlformats.org/drawingml/2006/main" noChangeAspect="1"/>
             </wp:cNvGraphicFramePr>
@@ -2634,11 +959,11 @@
               <a:graphicData uri="http://schemas.openxmlformats.org/drawingml/2006/picture">
                 <pic:pic xmlns:pic="http://schemas.openxmlformats.org/drawingml/2006/picture">
                   <pic:nvPicPr>
-                    <pic:cNvPr id="501820248" name=""/>
+                    <pic:cNvPr id="582670486" name=""/>
                     <pic:cNvPicPr/>
                   </pic:nvPicPr>
                   <pic:blipFill>
-                    <a:blip r:embed="rId8"/>
+                    <a:blip r:embed="rId7"/>
                     <a:stretch>
                       <a:fillRect/>
                     </a:stretch>
@@ -2646,7 +971,7 @@
                   <pic:spPr>
                     <a:xfrm>
                       <a:off x="0" y="0"/>
-                      <a:ext cx="3477110" cy="5772956"/>
+                      <a:ext cx="5801535" cy="6230219"/>
                     </a:xfrm>
                     <a:prstGeom prst="rect">
                       <a:avLst/>
@@ -2712,16 +1037,21 @@
       </w:r>
       <w:r>
         <w:rPr>
-          <w:rFonts w:ascii="Times New Roman" w:hAnsi="Times New Roman" w:cs="Times New Roman"/>
           <w:noProof/>
+        </w:rPr>
+        <w:t xml:space="preserve"> </w:t>
+      </w:r>
+      <w:r>
+        <w:rPr>
+          <w:rFonts w:ascii="Times New Roman" w:hAnsi="Times New Roman" w:cs="Times New Roman"/>
           <w:sz w:val="26"/>
           <w:szCs w:val="26"/>
         </w:rPr>
         <w:drawing>
-          <wp:inline distT="0" distB="0" distL="0" distR="0" wp14:anchorId="08A7A1CB" wp14:editId="21F6A511">
-            <wp:extent cx="3134162" cy="4029637"/>
-            <wp:effectExtent l="0" t="0" r="9525" b="9525"/>
-            <wp:docPr id="493113118" name="Picture 1"/>
+          <wp:inline distT="0" distB="0" distL="0" distR="0" wp14:anchorId="18B22DF7" wp14:editId="069A0B1D">
+            <wp:extent cx="4896533" cy="5534797"/>
+            <wp:effectExtent l="0" t="0" r="0" b="8890"/>
+            <wp:docPr id="465266178" name="Picture 1"/>
             <wp:cNvGraphicFramePr>
               <a:graphicFrameLocks xmlns:a="http://schemas.openxmlformats.org/drawingml/2006/main" noChangeAspect="1"/>
             </wp:cNvGraphicFramePr>
@@ -2729,11 +1059,11 @@
               <a:graphicData uri="http://schemas.openxmlformats.org/drawingml/2006/picture">
                 <pic:pic xmlns:pic="http://schemas.openxmlformats.org/drawingml/2006/picture">
                   <pic:nvPicPr>
-                    <pic:cNvPr id="493113118" name=""/>
+                    <pic:cNvPr id="465266178" name=""/>
                     <pic:cNvPicPr/>
                   </pic:nvPicPr>
                   <pic:blipFill>
-                    <a:blip r:embed="rId9"/>
+                    <a:blip r:embed="rId8"/>
                     <a:stretch>
                       <a:fillRect/>
                     </a:stretch>
@@ -2741,7 +1071,7 @@
                   <pic:spPr>
                     <a:xfrm>
                       <a:off x="0" y="0"/>
-                      <a:ext cx="3134162" cy="4029637"/>
+                      <a:ext cx="4896533" cy="5534797"/>
                     </a:xfrm>
                     <a:prstGeom prst="rect">
                       <a:avLst/>
@@ -2807,16 +1137,21 @@
       </w:r>
       <w:r>
         <w:rPr>
-          <w:rFonts w:ascii="Times New Roman" w:hAnsi="Times New Roman" w:cs="Times New Roman"/>
           <w:noProof/>
+        </w:rPr>
+        <w:t xml:space="preserve"> </w:t>
+      </w:r>
+      <w:r>
+        <w:rPr>
+          <w:rFonts w:ascii="Times New Roman" w:hAnsi="Times New Roman" w:cs="Times New Roman"/>
           <w:sz w:val="26"/>
           <w:szCs w:val="26"/>
         </w:rPr>
         <w:drawing>
-          <wp:inline distT="0" distB="0" distL="0" distR="0" wp14:anchorId="51153F0D" wp14:editId="3720C285">
-            <wp:extent cx="3610479" cy="4143953"/>
-            <wp:effectExtent l="0" t="0" r="9525" b="9525"/>
-            <wp:docPr id="199654009" name="Picture 1"/>
+          <wp:inline distT="0" distB="0" distL="0" distR="0" wp14:anchorId="0BCC2D64" wp14:editId="32F60DD3">
+            <wp:extent cx="4744112" cy="5334744"/>
+            <wp:effectExtent l="0" t="0" r="0" b="0"/>
+            <wp:docPr id="1575366259" name="Picture 1"/>
             <wp:cNvGraphicFramePr>
               <a:graphicFrameLocks xmlns:a="http://schemas.openxmlformats.org/drawingml/2006/main" noChangeAspect="1"/>
             </wp:cNvGraphicFramePr>
@@ -2824,11 +1159,11 @@
               <a:graphicData uri="http://schemas.openxmlformats.org/drawingml/2006/picture">
                 <pic:pic xmlns:pic="http://schemas.openxmlformats.org/drawingml/2006/picture">
                   <pic:nvPicPr>
-                    <pic:cNvPr id="199654009" name=""/>
+                    <pic:cNvPr id="1575366259" name=""/>
                     <pic:cNvPicPr/>
                   </pic:nvPicPr>
                   <pic:blipFill>
-                    <a:blip r:embed="rId10"/>
+                    <a:blip r:embed="rId9"/>
                     <a:stretch>
                       <a:fillRect/>
                     </a:stretch>
@@ -2836,7 +1171,7 @@
                   <pic:spPr>
                     <a:xfrm>
                       <a:off x="0" y="0"/>
-                      <a:ext cx="3610479" cy="4143953"/>
+                      <a:ext cx="4744112" cy="5334744"/>
                     </a:xfrm>
                     <a:prstGeom prst="rect">
                       <a:avLst/>
@@ -2852,9 +1187,8 @@
     <w:p>
       <w:pPr>
         <w:rPr>
-          <w:rFonts w:ascii="Times New Roman" w:hAnsi="Times New Roman" w:cs="Times New Roman"/>
-          <w:sz w:val="26"/>
-          <w:szCs w:val="26"/>
+          <w:noProof/>
+          <w:lang w:val="vi-VN"/>
         </w:rPr>
       </w:pPr>
       <w:r>
@@ -2863,6 +1197,7 @@
           <w:sz w:val="26"/>
           <w:szCs w:val="26"/>
         </w:rPr>
+        <w:lastRenderedPageBreak/>
         <w:t>2</w:t>
       </w:r>
       <w:r>
@@ -2898,28 +1233,23 @@
         </w:rPr>
         <w:t xml:space="preserve"> – CHATBOT</w:t>
       </w:r>
-    </w:p>
-    <w:p>
-      <w:pPr>
-        <w:rPr>
-          <w:rFonts w:ascii="Times New Roman" w:hAnsi="Times New Roman" w:cs="Times New Roman"/>
-          <w:sz w:val="26"/>
-          <w:szCs w:val="26"/>
-        </w:rPr>
-      </w:pPr>
       <w:r>
         <w:rPr>
-          <w:rFonts w:ascii="Times New Roman" w:hAnsi="Times New Roman" w:cs="Times New Roman"/>
           <w:noProof/>
-          <w:sz w:val="26"/>
-          <w:szCs w:val="26"/>
-        </w:rPr>
-        <w:lastRenderedPageBreak/>
+        </w:rPr>
+        <w:t xml:space="preserve"> </w:t>
+      </w:r>
+      <w:r>
+        <w:rPr>
+          <w:rFonts w:ascii="Times New Roman" w:hAnsi="Times New Roman" w:cs="Times New Roman"/>
+          <w:sz w:val="26"/>
+          <w:szCs w:val="26"/>
+        </w:rPr>
         <w:drawing>
-          <wp:inline distT="0" distB="0" distL="0" distR="0" wp14:anchorId="3A4E68C9" wp14:editId="6D16A74E">
-            <wp:extent cx="4067743" cy="3515216"/>
-            <wp:effectExtent l="0" t="0" r="9525" b="9525"/>
-            <wp:docPr id="1353202599" name="Picture 1"/>
+          <wp:inline distT="0" distB="0" distL="0" distR="0" wp14:anchorId="569B2C44" wp14:editId="19FE19E0">
+            <wp:extent cx="3953427" cy="7287642"/>
+            <wp:effectExtent l="0" t="0" r="9525" b="0"/>
+            <wp:docPr id="403817289" name="Picture 1"/>
             <wp:cNvGraphicFramePr>
               <a:graphicFrameLocks xmlns:a="http://schemas.openxmlformats.org/drawingml/2006/main" noChangeAspect="1"/>
             </wp:cNvGraphicFramePr>
@@ -2927,11 +1257,11 @@
               <a:graphicData uri="http://schemas.openxmlformats.org/drawingml/2006/picture">
                 <pic:pic xmlns:pic="http://schemas.openxmlformats.org/drawingml/2006/picture">
                   <pic:nvPicPr>
-                    <pic:cNvPr id="1353202599" name=""/>
+                    <pic:cNvPr id="403817289" name=""/>
                     <pic:cNvPicPr/>
                   </pic:nvPicPr>
                   <pic:blipFill>
-                    <a:blip r:embed="rId11"/>
+                    <a:blip r:embed="rId10"/>
                     <a:stretch>
                       <a:fillRect/>
                     </a:stretch>
@@ -2939,7 +1269,7 @@
                   <pic:spPr>
                     <a:xfrm>
                       <a:off x="0" y="0"/>
-                      <a:ext cx="4067743" cy="3515216"/>
+                      <a:ext cx="3953427" cy="7287642"/>
                     </a:xfrm>
                     <a:prstGeom prst="rect">
                       <a:avLst/>
@@ -2956,8 +1286,6 @@
       <w:pPr>
         <w:rPr>
           <w:rFonts w:ascii="Times New Roman" w:hAnsi="Times New Roman" w:cs="Times New Roman"/>
-          <w:b/>
-          <w:bCs/>
           <w:sz w:val="26"/>
           <w:szCs w:val="26"/>
           <w:lang w:val="vi-VN"/>
@@ -2966,23 +1294,44 @@
       <w:r>
         <w:rPr>
           <w:rFonts w:ascii="Times New Roman" w:hAnsi="Times New Roman" w:cs="Times New Roman"/>
-          <w:b/>
-          <w:bCs/>
-          <w:sz w:val="26"/>
-          <w:szCs w:val="26"/>
-        </w:rPr>
-        <w:t>2.5. Biểu đồ tuần</w:t>
+          <w:sz w:val="26"/>
+          <w:szCs w:val="26"/>
+        </w:rPr>
+        <w:t>2</w:t>
       </w:r>
       <w:r>
         <w:rPr>
           <w:rFonts w:ascii="Times New Roman" w:hAnsi="Times New Roman" w:cs="Times New Roman"/>
-          <w:b/>
-          <w:bCs/>
           <w:sz w:val="26"/>
           <w:szCs w:val="26"/>
           <w:lang w:val="vi-VN"/>
         </w:rPr>
-        <w:t xml:space="preserve"> tự</w:t>
+        <w:t>.4.</w:t>
+      </w:r>
+      <w:r>
+        <w:rPr>
+          <w:rFonts w:ascii="Times New Roman" w:hAnsi="Times New Roman" w:cs="Times New Roman"/>
+          <w:sz w:val="26"/>
+          <w:szCs w:val="26"/>
+        </w:rPr>
+        <w:t>6</w:t>
+      </w:r>
+      <w:r>
+        <w:rPr>
+          <w:rFonts w:ascii="Times New Roman" w:hAnsi="Times New Roman" w:cs="Times New Roman"/>
+          <w:sz w:val="26"/>
+          <w:szCs w:val="26"/>
+          <w:lang w:val="vi-VN"/>
+        </w:rPr>
+        <w:t xml:space="preserve"> </w:t>
+      </w:r>
+      <w:r>
+        <w:rPr>
+          <w:rFonts w:ascii="Times New Roman" w:hAnsi="Times New Roman" w:cs="Times New Roman"/>
+          <w:sz w:val="26"/>
+          <w:szCs w:val="26"/>
+        </w:rPr>
+        <w:t>BIỂU ĐỒ HOẠT ĐỘNG – SO SÁNH MẶT BẰNG</w:t>
       </w:r>
     </w:p>
     <w:p>
@@ -2991,6 +1340,7 @@
           <w:rFonts w:ascii="Times New Roman" w:hAnsi="Times New Roman" w:cs="Times New Roman"/>
           <w:sz w:val="26"/>
           <w:szCs w:val="26"/>
+          <w:lang w:val="vi-VN"/>
         </w:rPr>
       </w:pPr>
       <w:r>
@@ -3000,37 +1350,11 @@
           <w:szCs w:val="26"/>
         </w:rPr>
         <w:lastRenderedPageBreak/>
-        <w:t>2</w:t>
-      </w:r>
-      <w:r>
-        <w:rPr>
-          <w:rFonts w:ascii="Times New Roman" w:hAnsi="Times New Roman" w:cs="Times New Roman"/>
-          <w:sz w:val="26"/>
-          <w:szCs w:val="26"/>
-          <w:lang w:val="vi-VN"/>
-        </w:rPr>
-        <w:t>.5.</w:t>
-      </w:r>
-      <w:r>
-        <w:rPr>
-          <w:rFonts w:ascii="Times New Roman" w:hAnsi="Times New Roman" w:cs="Times New Roman"/>
-          <w:sz w:val="26"/>
-          <w:szCs w:val="26"/>
-        </w:rPr>
-        <w:t>1. BIỂU ĐỒ TUẦN TỰ – TÌM KIẾM MẶT BẰNG</w:t>
-      </w:r>
-      <w:r>
-        <w:rPr>
-          <w:rFonts w:ascii="Times New Roman" w:hAnsi="Times New Roman" w:cs="Times New Roman"/>
-          <w:noProof/>
-          <w:sz w:val="26"/>
-          <w:szCs w:val="26"/>
-        </w:rPr>
         <w:drawing>
-          <wp:inline distT="0" distB="0" distL="0" distR="0" wp14:anchorId="0879B17B" wp14:editId="7AD4E06B">
-            <wp:extent cx="5943600" cy="4070350"/>
-            <wp:effectExtent l="0" t="0" r="0" b="6350"/>
-            <wp:docPr id="333825196" name="Picture 1"/>
+          <wp:inline distT="0" distB="0" distL="0" distR="0" wp14:anchorId="076D12D9" wp14:editId="5816F43F">
+            <wp:extent cx="5943600" cy="5558155"/>
+            <wp:effectExtent l="0" t="0" r="0" b="4445"/>
+            <wp:docPr id="173254005" name="Picture 1"/>
             <wp:cNvGraphicFramePr>
               <a:graphicFrameLocks xmlns:a="http://schemas.openxmlformats.org/drawingml/2006/main" noChangeAspect="1"/>
             </wp:cNvGraphicFramePr>
@@ -3038,11 +1362,11 @@
               <a:graphicData uri="http://schemas.openxmlformats.org/drawingml/2006/picture">
                 <pic:pic xmlns:pic="http://schemas.openxmlformats.org/drawingml/2006/picture">
                   <pic:nvPicPr>
-                    <pic:cNvPr id="333825196" name=""/>
+                    <pic:cNvPr id="173254005" name=""/>
                     <pic:cNvPicPr/>
                   </pic:nvPicPr>
                   <pic:blipFill>
-                    <a:blip r:embed="rId12"/>
+                    <a:blip r:embed="rId11"/>
                     <a:stretch>
                       <a:fillRect/>
                     </a:stretch>
@@ -3050,7 +1374,7 @@
                   <pic:spPr>
                     <a:xfrm>
                       <a:off x="0" y="0"/>
-                      <a:ext cx="5943600" cy="4070350"/>
+                      <a:ext cx="5943600" cy="5558155"/>
                     </a:xfrm>
                     <a:prstGeom prst="rect">
                       <a:avLst/>
@@ -3069,6 +1393,7 @@
           <w:rFonts w:ascii="Times New Roman" w:hAnsi="Times New Roman" w:cs="Times New Roman"/>
           <w:sz w:val="26"/>
           <w:szCs w:val="26"/>
+          <w:lang w:val="vi-VN"/>
         </w:rPr>
       </w:pPr>
       <w:r>
@@ -3087,7 +1412,7 @@
           <w:szCs w:val="26"/>
           <w:lang w:val="vi-VN"/>
         </w:rPr>
-        <w:t>.5.</w:t>
+        <w:t>.4.</w:t>
       </w:r>
       <w:r>
         <w:rPr>
@@ -3095,20 +1420,36 @@
           <w:sz w:val="26"/>
           <w:szCs w:val="26"/>
         </w:rPr>
-        <w:t>2. BIỂU ĐỒ TUẦN TỰ – XEM CHI TIẾT &amp; ĐÁNH GIÁ</w:t>
+        <w:t>7</w:t>
       </w:r>
       <w:r>
         <w:rPr>
           <w:rFonts w:ascii="Times New Roman" w:hAnsi="Times New Roman" w:cs="Times New Roman"/>
-          <w:noProof/>
+          <w:sz w:val="26"/>
+          <w:szCs w:val="26"/>
+          <w:lang w:val="vi-VN"/>
+        </w:rPr>
+        <w:t xml:space="preserve"> </w:t>
+      </w:r>
+      <w:r>
+        <w:rPr>
+          <w:rFonts w:ascii="Times New Roman" w:hAnsi="Times New Roman" w:cs="Times New Roman"/>
+          <w:sz w:val="26"/>
+          <w:szCs w:val="26"/>
+        </w:rPr>
+        <w:t>BIỂU ĐỒ HOẠT ĐỘNG – ĐĂNG XUẤT</w:t>
+      </w:r>
+      <w:r>
+        <w:rPr>
+          <w:rFonts w:ascii="Times New Roman" w:hAnsi="Times New Roman" w:cs="Times New Roman"/>
           <w:sz w:val="26"/>
           <w:szCs w:val="26"/>
         </w:rPr>
         <w:drawing>
-          <wp:inline distT="0" distB="0" distL="0" distR="0" wp14:anchorId="500105CC" wp14:editId="386560EC">
-            <wp:extent cx="5943600" cy="6393180"/>
-            <wp:effectExtent l="0" t="0" r="0" b="7620"/>
-            <wp:docPr id="1767161415" name="Picture 1"/>
+          <wp:inline distT="0" distB="0" distL="0" distR="0" wp14:anchorId="05E5F5D9" wp14:editId="621536E9">
+            <wp:extent cx="4458322" cy="3658111"/>
+            <wp:effectExtent l="0" t="0" r="0" b="0"/>
+            <wp:docPr id="1859336950" name="Picture 1"/>
             <wp:cNvGraphicFramePr>
               <a:graphicFrameLocks xmlns:a="http://schemas.openxmlformats.org/drawingml/2006/main" noChangeAspect="1"/>
             </wp:cNvGraphicFramePr>
@@ -3116,11 +1457,11 @@
               <a:graphicData uri="http://schemas.openxmlformats.org/drawingml/2006/picture">
                 <pic:pic xmlns:pic="http://schemas.openxmlformats.org/drawingml/2006/picture">
                   <pic:nvPicPr>
-                    <pic:cNvPr id="1767161415" name=""/>
+                    <pic:cNvPr id="1859336950" name=""/>
                     <pic:cNvPicPr/>
                   </pic:nvPicPr>
                   <pic:blipFill>
-                    <a:blip r:embed="rId13"/>
+                    <a:blip r:embed="rId12"/>
                     <a:stretch>
                       <a:fillRect/>
                     </a:stretch>
@@ -3128,7 +1469,7 @@
                   <pic:spPr>
                     <a:xfrm>
                       <a:off x="0" y="0"/>
-                      <a:ext cx="5943600" cy="6393180"/>
+                      <a:ext cx="4458322" cy="3658111"/>
                     </a:xfrm>
                     <a:prstGeom prst="rect">
                       <a:avLst/>
@@ -3149,23 +1490,57 @@
           <w:szCs w:val="26"/>
         </w:rPr>
       </w:pPr>
+    </w:p>
+    <w:p>
+      <w:pPr>
+        <w:rPr>
+          <w:rFonts w:ascii="Times New Roman" w:hAnsi="Times New Roman" w:cs="Times New Roman"/>
+          <w:b/>
+          <w:bCs/>
+          <w:sz w:val="26"/>
+          <w:szCs w:val="26"/>
+          <w:lang w:val="vi-VN"/>
+        </w:rPr>
+      </w:pPr>
       <w:r>
         <w:rPr>
           <w:rFonts w:ascii="Times New Roman" w:hAnsi="Times New Roman" w:cs="Times New Roman"/>
-          <w:sz w:val="26"/>
-          <w:szCs w:val="26"/>
-        </w:rPr>
-        <w:lastRenderedPageBreak/>
-        <w:t>2</w:t>
+          <w:b/>
+          <w:bCs/>
+          <w:sz w:val="26"/>
+          <w:szCs w:val="26"/>
+        </w:rPr>
+        <w:t>2.5. Biểu đồ tuần</w:t>
       </w:r>
       <w:r>
         <w:rPr>
           <w:rFonts w:ascii="Times New Roman" w:hAnsi="Times New Roman" w:cs="Times New Roman"/>
+          <w:b/>
+          <w:bCs/>
           <w:sz w:val="26"/>
           <w:szCs w:val="26"/>
           <w:lang w:val="vi-VN"/>
         </w:rPr>
-        <w:t>.5.</w:t>
+        <w:t xml:space="preserve"> tự</w:t>
+      </w:r>
+    </w:p>
+    <w:p>
+      <w:pPr>
+        <w:rPr>
+          <w:rFonts w:ascii="Times New Roman" w:hAnsi="Times New Roman" w:cs="Times New Roman"/>
+          <w:sz w:val="26"/>
+          <w:szCs w:val="26"/>
+          <w:lang w:val="vi-VN"/>
+        </w:rPr>
+      </w:pPr>
+      <w:r>
+        <w:rPr>
+          <w:rFonts w:ascii="Times New Roman" w:hAnsi="Times New Roman" w:cs="Times New Roman"/>
+          <w:sz w:val="26"/>
+          <w:szCs w:val="26"/>
+          <w:lang w:val="vi-VN"/>
+        </w:rPr>
+        <w:t xml:space="preserve">2.5.1. </w:t>
       </w:r>
       <w:r>
         <w:rPr>
@@ -3173,20 +1548,39 @@
           <w:sz w:val="26"/>
           <w:szCs w:val="26"/>
         </w:rPr>
-        <w:t>3. BIỂU ĐỒ TUẦN TỰ – ĐĂNG TIN</w:t>
+        <w:t xml:space="preserve">BIỂU ĐỒ TUẦN TỰ </w:t>
       </w:r>
       <w:r>
         <w:rPr>
           <w:rFonts w:ascii="Times New Roman" w:hAnsi="Times New Roman" w:cs="Times New Roman"/>
-          <w:noProof/>
-          <w:sz w:val="26"/>
-          <w:szCs w:val="26"/>
-        </w:rPr>
+          <w:sz w:val="26"/>
+          <w:szCs w:val="26"/>
+        </w:rPr>
+        <w:t>LOGIN</w:t>
+      </w:r>
+    </w:p>
+    <w:p>
+      <w:pPr>
+        <w:rPr>
+          <w:rFonts w:ascii="Times New Roman" w:hAnsi="Times New Roman" w:cs="Times New Roman"/>
+          <w:sz w:val="26"/>
+          <w:szCs w:val="26"/>
+          <w:lang w:val="vi-VN"/>
+        </w:rPr>
+      </w:pPr>
+      <w:r>
+        <w:rPr>
+          <w:rFonts w:ascii="Times New Roman" w:hAnsi="Times New Roman" w:cs="Times New Roman"/>
+          <w:sz w:val="26"/>
+          <w:szCs w:val="26"/>
+          <w:lang w:val="vi-VN"/>
+        </w:rPr>
+        <w:lastRenderedPageBreak/>
         <w:drawing>
-          <wp:inline distT="0" distB="0" distL="0" distR="0" wp14:anchorId="5FBF7E41" wp14:editId="000DA024">
-            <wp:extent cx="5943600" cy="4029710"/>
-            <wp:effectExtent l="0" t="0" r="0" b="8890"/>
-            <wp:docPr id="231012735" name="Picture 1"/>
+          <wp:inline distT="0" distB="0" distL="0" distR="0" wp14:anchorId="40C9B7B8" wp14:editId="1599D81A">
+            <wp:extent cx="5458587" cy="3419952"/>
+            <wp:effectExtent l="0" t="0" r="8890" b="9525"/>
+            <wp:docPr id="1509581328" name="Picture 1"/>
             <wp:cNvGraphicFramePr>
               <a:graphicFrameLocks xmlns:a="http://schemas.openxmlformats.org/drawingml/2006/main" noChangeAspect="1"/>
             </wp:cNvGraphicFramePr>
@@ -3194,11 +1588,11 @@
               <a:graphicData uri="http://schemas.openxmlformats.org/drawingml/2006/picture">
                 <pic:pic xmlns:pic="http://schemas.openxmlformats.org/drawingml/2006/picture">
                   <pic:nvPicPr>
-                    <pic:cNvPr id="231012735" name=""/>
+                    <pic:cNvPr id="1509581328" name=""/>
                     <pic:cNvPicPr/>
                   </pic:nvPicPr>
                   <pic:blipFill>
-                    <a:blip r:embed="rId14"/>
+                    <a:blip r:embed="rId13"/>
                     <a:stretch>
                       <a:fillRect/>
                     </a:stretch>
@@ -3206,7 +1600,7 @@
                   <pic:spPr>
                     <a:xfrm>
                       <a:off x="0" y="0"/>
-                      <a:ext cx="5943600" cy="4029710"/>
+                      <a:ext cx="5458587" cy="3419952"/>
                     </a:xfrm>
                     <a:prstGeom prst="rect">
                       <a:avLst/>
@@ -3233,7 +1627,6 @@
           <w:sz w:val="26"/>
           <w:szCs w:val="26"/>
         </w:rPr>
-        <w:lastRenderedPageBreak/>
         <w:t>2</w:t>
       </w:r>
       <w:r>
@@ -3251,20 +1644,27 @@
           <w:sz w:val="26"/>
           <w:szCs w:val="26"/>
         </w:rPr>
-        <w:t>4. BIỂU ĐỒ TUẦN TỰ – LƯU YÊU THÍCH</w:t>
+        <w:t>2</w:t>
       </w:r>
       <w:r>
         <w:rPr>
           <w:rFonts w:ascii="Times New Roman" w:hAnsi="Times New Roman" w:cs="Times New Roman"/>
-          <w:noProof/>
+          <w:sz w:val="26"/>
+          <w:szCs w:val="26"/>
+        </w:rPr>
+        <w:t>. BIỂU ĐỒ TUẦN TỰ – ĐĂNG TIN</w:t>
+      </w:r>
+      <w:r>
+        <w:rPr>
+          <w:rFonts w:ascii="Times New Roman" w:hAnsi="Times New Roman" w:cs="Times New Roman"/>
           <w:sz w:val="26"/>
           <w:szCs w:val="26"/>
         </w:rPr>
         <w:drawing>
-          <wp:inline distT="0" distB="0" distL="0" distR="0" wp14:anchorId="694EF5E8" wp14:editId="5C5D83A2">
-            <wp:extent cx="5943600" cy="4309745"/>
-            <wp:effectExtent l="0" t="0" r="0" b="0"/>
-            <wp:docPr id="635163132" name="Picture 1"/>
+          <wp:inline distT="0" distB="0" distL="0" distR="0" wp14:anchorId="3F5077D5" wp14:editId="0D120EE8">
+            <wp:extent cx="4601217" cy="3238952"/>
+            <wp:effectExtent l="0" t="0" r="8890" b="0"/>
+            <wp:docPr id="1830977473" name="Picture 1"/>
             <wp:cNvGraphicFramePr>
               <a:graphicFrameLocks xmlns:a="http://schemas.openxmlformats.org/drawingml/2006/main" noChangeAspect="1"/>
             </wp:cNvGraphicFramePr>
@@ -3272,11 +1672,11 @@
               <a:graphicData uri="http://schemas.openxmlformats.org/drawingml/2006/picture">
                 <pic:pic xmlns:pic="http://schemas.openxmlformats.org/drawingml/2006/picture">
                   <pic:nvPicPr>
-                    <pic:cNvPr id="635163132" name=""/>
+                    <pic:cNvPr id="1830977473" name=""/>
                     <pic:cNvPicPr/>
                   </pic:nvPicPr>
                   <pic:blipFill>
-                    <a:blip r:embed="rId15"/>
+                    <a:blip r:embed="rId14"/>
                     <a:stretch>
                       <a:fillRect/>
                     </a:stretch>
@@ -3284,7 +1684,7 @@
                   <pic:spPr>
                     <a:xfrm>
                       <a:off x="0" y="0"/>
-                      <a:ext cx="5943600" cy="4309745"/>
+                      <a:ext cx="4601217" cy="3238952"/>
                     </a:xfrm>
                     <a:prstGeom prst="rect">
                       <a:avLst/>
@@ -3303,6 +1703,7 @@
           <w:rFonts w:ascii="Times New Roman" w:hAnsi="Times New Roman" w:cs="Times New Roman"/>
           <w:sz w:val="26"/>
           <w:szCs w:val="26"/>
+          <w:lang w:val="vi-VN"/>
         </w:rPr>
       </w:pPr>
       <w:r>
@@ -3311,6 +1712,7 @@
           <w:sz w:val="26"/>
           <w:szCs w:val="26"/>
         </w:rPr>
+        <w:lastRenderedPageBreak/>
         <w:t>2</w:t>
       </w:r>
       <w:r>
@@ -3328,32 +1730,27 @@
           <w:sz w:val="26"/>
           <w:szCs w:val="26"/>
         </w:rPr>
-        <w:t>5. BIỂU ĐỒ TUẦN TỰ – CHATBOT</w:t>
+        <w:t>3</w:t>
       </w:r>
-    </w:p>
-    <w:p>
-      <w:pPr>
-        <w:rPr>
-          <w:rFonts w:ascii="Times New Roman" w:hAnsi="Times New Roman" w:cs="Times New Roman"/>
-          <w:sz w:val="26"/>
-          <w:szCs w:val="26"/>
-          <w:lang w:val="vi-VN"/>
-        </w:rPr>
-      </w:pPr>
       <w:r>
         <w:rPr>
           <w:rFonts w:ascii="Times New Roman" w:hAnsi="Times New Roman" w:cs="Times New Roman"/>
-          <w:noProof/>
-          <w:sz w:val="26"/>
-          <w:szCs w:val="26"/>
-          <w:lang w:val="vi-VN"/>
-        </w:rPr>
-        <w:lastRenderedPageBreak/>
+          <w:sz w:val="26"/>
+          <w:szCs w:val="26"/>
+        </w:rPr>
+        <w:t>. BIỂU ĐỒ TUẦN TỰ – LƯU YÊU THÍCH</w:t>
+      </w:r>
+      <w:r>
+        <w:rPr>
+          <w:rFonts w:ascii="Times New Roman" w:hAnsi="Times New Roman" w:cs="Times New Roman"/>
+          <w:sz w:val="26"/>
+          <w:szCs w:val="26"/>
+        </w:rPr>
         <w:drawing>
-          <wp:inline distT="0" distB="0" distL="0" distR="0" wp14:anchorId="0B7EEE24" wp14:editId="723E8A1C">
-            <wp:extent cx="5943600" cy="4289425"/>
+          <wp:inline distT="0" distB="0" distL="0" distR="0" wp14:anchorId="5E984F63" wp14:editId="142A7F94">
+            <wp:extent cx="4229690" cy="3200847"/>
             <wp:effectExtent l="0" t="0" r="0" b="0"/>
-            <wp:docPr id="29843288" name="Picture 1"/>
+            <wp:docPr id="133880169" name="Picture 1"/>
             <wp:cNvGraphicFramePr>
               <a:graphicFrameLocks xmlns:a="http://schemas.openxmlformats.org/drawingml/2006/main" noChangeAspect="1"/>
             </wp:cNvGraphicFramePr>
@@ -3361,7 +1758,92 @@
               <a:graphicData uri="http://schemas.openxmlformats.org/drawingml/2006/picture">
                 <pic:pic xmlns:pic="http://schemas.openxmlformats.org/drawingml/2006/picture">
                   <pic:nvPicPr>
-                    <pic:cNvPr id="29843288" name=""/>
+                    <pic:cNvPr id="133880169" name=""/>
+                    <pic:cNvPicPr/>
+                  </pic:nvPicPr>
+                  <pic:blipFill>
+                    <a:blip r:embed="rId15"/>
+                    <a:stretch>
+                      <a:fillRect/>
+                    </a:stretch>
+                  </pic:blipFill>
+                  <pic:spPr>
+                    <a:xfrm>
+                      <a:off x="0" y="0"/>
+                      <a:ext cx="4229690" cy="3200847"/>
+                    </a:xfrm>
+                    <a:prstGeom prst="rect">
+                      <a:avLst/>
+                    </a:prstGeom>
+                  </pic:spPr>
+                </pic:pic>
+              </a:graphicData>
+            </a:graphic>
+          </wp:inline>
+        </w:drawing>
+      </w:r>
+    </w:p>
+    <w:p>
+      <w:pPr>
+        <w:rPr>
+          <w:rFonts w:ascii="Times New Roman" w:hAnsi="Times New Roman" w:cs="Times New Roman"/>
+          <w:sz w:val="26"/>
+          <w:szCs w:val="26"/>
+          <w:lang w:val="vi-VN"/>
+        </w:rPr>
+      </w:pPr>
+      <w:r>
+        <w:rPr>
+          <w:rFonts w:ascii="Times New Roman" w:hAnsi="Times New Roman" w:cs="Times New Roman"/>
+          <w:sz w:val="26"/>
+          <w:szCs w:val="26"/>
+        </w:rPr>
+        <w:t>2</w:t>
+      </w:r>
+      <w:r>
+        <w:rPr>
+          <w:rFonts w:ascii="Times New Roman" w:hAnsi="Times New Roman" w:cs="Times New Roman"/>
+          <w:sz w:val="26"/>
+          <w:szCs w:val="26"/>
+          <w:lang w:val="vi-VN"/>
+        </w:rPr>
+        <w:t>.5.</w:t>
+      </w:r>
+      <w:r>
+        <w:rPr>
+          <w:rFonts w:ascii="Times New Roman" w:hAnsi="Times New Roman" w:cs="Times New Roman"/>
+          <w:sz w:val="26"/>
+          <w:szCs w:val="26"/>
+        </w:rPr>
+        <w:t>4</w:t>
+      </w:r>
+      <w:r>
+        <w:rPr>
+          <w:rFonts w:ascii="Times New Roman" w:hAnsi="Times New Roman" w:cs="Times New Roman"/>
+          <w:sz w:val="26"/>
+          <w:szCs w:val="26"/>
+        </w:rPr>
+        <w:t>. BIỂU ĐỒ TUẦN TỰ – CHATBOT</w:t>
+      </w:r>
+      <w:r>
+        <w:rPr>
+          <w:rFonts w:ascii="Times New Roman" w:hAnsi="Times New Roman" w:cs="Times New Roman"/>
+          <w:sz w:val="26"/>
+          <w:szCs w:val="26"/>
+        </w:rPr>
+        <w:drawing>
+          <wp:inline distT="0" distB="0" distL="0" distR="0" wp14:anchorId="0156B7A2" wp14:editId="76CF72ED">
+            <wp:extent cx="4667901" cy="3353268"/>
+            <wp:effectExtent l="0" t="0" r="0" b="0"/>
+            <wp:docPr id="1810523152" name="Picture 1"/>
+            <wp:cNvGraphicFramePr>
+              <a:graphicFrameLocks xmlns:a="http://schemas.openxmlformats.org/drawingml/2006/main" noChangeAspect="1"/>
+            </wp:cNvGraphicFramePr>
+            <a:graphic xmlns:a="http://schemas.openxmlformats.org/drawingml/2006/main">
+              <a:graphicData uri="http://schemas.openxmlformats.org/drawingml/2006/picture">
+                <pic:pic xmlns:pic="http://schemas.openxmlformats.org/drawingml/2006/picture">
+                  <pic:nvPicPr>
+                    <pic:cNvPr id="1810523152" name=""/>
                     <pic:cNvPicPr/>
                   </pic:nvPicPr>
                   <pic:blipFill>
@@ -3373,7 +1855,7 @@
                   <pic:spPr>
                     <a:xfrm>
                       <a:off x="0" y="0"/>
-                      <a:ext cx="5943600" cy="4289425"/>
+                      <a:ext cx="4667901" cy="3353268"/>
                     </a:xfrm>
                     <a:prstGeom prst="rect">
                       <a:avLst/>
@@ -3385,6 +1867,256 @@
           </wp:inline>
         </w:drawing>
       </w:r>
+    </w:p>
+    <w:p>
+      <w:pPr>
+        <w:rPr>
+          <w:rFonts w:ascii="Times New Roman" w:hAnsi="Times New Roman" w:cs="Times New Roman"/>
+          <w:sz w:val="26"/>
+          <w:szCs w:val="26"/>
+          <w:lang w:val="vi-VN"/>
+        </w:rPr>
+      </w:pPr>
+      <w:r>
+        <w:rPr>
+          <w:rFonts w:ascii="Times New Roman" w:hAnsi="Times New Roman" w:cs="Times New Roman"/>
+          <w:sz w:val="26"/>
+          <w:szCs w:val="26"/>
+        </w:rPr>
+        <w:lastRenderedPageBreak/>
+        <w:t>2</w:t>
+      </w:r>
+      <w:r>
+        <w:rPr>
+          <w:rFonts w:ascii="Times New Roman" w:hAnsi="Times New Roman" w:cs="Times New Roman"/>
+          <w:sz w:val="26"/>
+          <w:szCs w:val="26"/>
+          <w:lang w:val="vi-VN"/>
+        </w:rPr>
+        <w:t>.5.</w:t>
+      </w:r>
+      <w:r>
+        <w:rPr>
+          <w:rFonts w:ascii="Times New Roman" w:hAnsi="Times New Roman" w:cs="Times New Roman"/>
+          <w:sz w:val="26"/>
+          <w:szCs w:val="26"/>
+        </w:rPr>
+        <w:t>5</w:t>
+      </w:r>
+      <w:r>
+        <w:rPr>
+          <w:rFonts w:ascii="Times New Roman" w:hAnsi="Times New Roman" w:cs="Times New Roman"/>
+          <w:sz w:val="26"/>
+          <w:szCs w:val="26"/>
+        </w:rPr>
+        <w:t>. BIỂU ĐỒ TUẦN TỰ – TÌM KIẾM MẶT BẰNG</w:t>
+      </w:r>
+      <w:r>
+        <w:rPr>
+          <w:rFonts w:ascii="Times New Roman" w:hAnsi="Times New Roman" w:cs="Times New Roman"/>
+          <w:sz w:val="26"/>
+          <w:szCs w:val="26"/>
+        </w:rPr>
+        <w:drawing>
+          <wp:inline distT="0" distB="0" distL="0" distR="0" wp14:anchorId="29E19CB6" wp14:editId="4F45CD01">
+            <wp:extent cx="3982006" cy="3334215"/>
+            <wp:effectExtent l="0" t="0" r="0" b="0"/>
+            <wp:docPr id="1705070663" name="Picture 1"/>
+            <wp:cNvGraphicFramePr>
+              <a:graphicFrameLocks xmlns:a="http://schemas.openxmlformats.org/drawingml/2006/main" noChangeAspect="1"/>
+            </wp:cNvGraphicFramePr>
+            <a:graphic xmlns:a="http://schemas.openxmlformats.org/drawingml/2006/main">
+              <a:graphicData uri="http://schemas.openxmlformats.org/drawingml/2006/picture">
+                <pic:pic xmlns:pic="http://schemas.openxmlformats.org/drawingml/2006/picture">
+                  <pic:nvPicPr>
+                    <pic:cNvPr id="1705070663" name=""/>
+                    <pic:cNvPicPr/>
+                  </pic:nvPicPr>
+                  <pic:blipFill>
+                    <a:blip r:embed="rId17"/>
+                    <a:stretch>
+                      <a:fillRect/>
+                    </a:stretch>
+                  </pic:blipFill>
+                  <pic:spPr>
+                    <a:xfrm>
+                      <a:off x="0" y="0"/>
+                      <a:ext cx="3982006" cy="3334215"/>
+                    </a:xfrm>
+                    <a:prstGeom prst="rect">
+                      <a:avLst/>
+                    </a:prstGeom>
+                  </pic:spPr>
+                </pic:pic>
+              </a:graphicData>
+            </a:graphic>
+          </wp:inline>
+        </w:drawing>
+      </w:r>
+    </w:p>
+    <w:p>
+      <w:pPr>
+        <w:rPr>
+          <w:rFonts w:ascii="Times New Roman" w:hAnsi="Times New Roman" w:cs="Times New Roman"/>
+          <w:sz w:val="26"/>
+          <w:szCs w:val="26"/>
+          <w:lang w:val="vi-VN"/>
+        </w:rPr>
+      </w:pPr>
+      <w:r>
+        <w:rPr>
+          <w:rFonts w:ascii="Times New Roman" w:hAnsi="Times New Roman" w:cs="Times New Roman"/>
+          <w:sz w:val="26"/>
+          <w:szCs w:val="26"/>
+        </w:rPr>
+        <w:t>2</w:t>
+      </w:r>
+      <w:r>
+        <w:rPr>
+          <w:rFonts w:ascii="Times New Roman" w:hAnsi="Times New Roman" w:cs="Times New Roman"/>
+          <w:sz w:val="26"/>
+          <w:szCs w:val="26"/>
+          <w:lang w:val="vi-VN"/>
+        </w:rPr>
+        <w:t>.5.</w:t>
+      </w:r>
+      <w:r>
+        <w:rPr>
+          <w:rFonts w:ascii="Times New Roman" w:hAnsi="Times New Roman" w:cs="Times New Roman"/>
+          <w:sz w:val="26"/>
+          <w:szCs w:val="26"/>
+        </w:rPr>
+        <w:t>6</w:t>
+      </w:r>
+      <w:r>
+        <w:rPr>
+          <w:rFonts w:ascii="Times New Roman" w:hAnsi="Times New Roman" w:cs="Times New Roman"/>
+          <w:sz w:val="26"/>
+          <w:szCs w:val="26"/>
+        </w:rPr>
+        <w:t xml:space="preserve">. BIỂU ĐỒ TUẦN TỰ – </w:t>
+      </w:r>
+      <w:r>
+        <w:rPr>
+          <w:rFonts w:ascii="Times New Roman" w:hAnsi="Times New Roman" w:cs="Times New Roman"/>
+          <w:sz w:val="26"/>
+          <w:szCs w:val="26"/>
+        </w:rPr>
+        <w:t>SO SÁNH MẶT BẰNG</w:t>
+      </w:r>
+      <w:r>
+        <w:rPr>
+          <w:rFonts w:ascii="Times New Roman" w:hAnsi="Times New Roman" w:cs="Times New Roman"/>
+          <w:sz w:val="26"/>
+          <w:szCs w:val="26"/>
+        </w:rPr>
+        <w:drawing>
+          <wp:inline distT="0" distB="0" distL="0" distR="0" wp14:anchorId="524FCFA0" wp14:editId="5ADD0278">
+            <wp:extent cx="4963218" cy="3505689"/>
+            <wp:effectExtent l="0" t="0" r="8890" b="0"/>
+            <wp:docPr id="1675334435" name="Picture 1"/>
+            <wp:cNvGraphicFramePr>
+              <a:graphicFrameLocks xmlns:a="http://schemas.openxmlformats.org/drawingml/2006/main" noChangeAspect="1"/>
+            </wp:cNvGraphicFramePr>
+            <a:graphic xmlns:a="http://schemas.openxmlformats.org/drawingml/2006/main">
+              <a:graphicData uri="http://schemas.openxmlformats.org/drawingml/2006/picture">
+                <pic:pic xmlns:pic="http://schemas.openxmlformats.org/drawingml/2006/picture">
+                  <pic:nvPicPr>
+                    <pic:cNvPr id="1675334435" name=""/>
+                    <pic:cNvPicPr/>
+                  </pic:nvPicPr>
+                  <pic:blipFill>
+                    <a:blip r:embed="rId18"/>
+                    <a:stretch>
+                      <a:fillRect/>
+                    </a:stretch>
+                  </pic:blipFill>
+                  <pic:spPr>
+                    <a:xfrm>
+                      <a:off x="0" y="0"/>
+                      <a:ext cx="4963218" cy="3505689"/>
+                    </a:xfrm>
+                    <a:prstGeom prst="rect">
+                      <a:avLst/>
+                    </a:prstGeom>
+                  </pic:spPr>
+                </pic:pic>
+              </a:graphicData>
+            </a:graphic>
+          </wp:inline>
+        </w:drawing>
+      </w:r>
+    </w:p>
+    <w:p>
+      <w:pPr>
+        <w:rPr>
+          <w:rFonts w:ascii="Times New Roman" w:hAnsi="Times New Roman" w:cs="Times New Roman"/>
+          <w:sz w:val="26"/>
+          <w:szCs w:val="26"/>
+          <w:lang w:val="vi-VN"/>
+        </w:rPr>
+      </w:pPr>
+      <w:r>
+        <w:rPr>
+          <w:rFonts w:ascii="Times New Roman" w:hAnsi="Times New Roman" w:cs="Times New Roman"/>
+          <w:sz w:val="26"/>
+          <w:szCs w:val="26"/>
+        </w:rPr>
+        <w:lastRenderedPageBreak/>
+        <w:t>2.5.7. BIỂU ĐỒ TUẦN TỰ – ĐĂNG XUẤT</w:t>
+      </w:r>
+      <w:r>
+        <w:rPr>
+          <w:rFonts w:ascii="Times New Roman" w:hAnsi="Times New Roman" w:cs="Times New Roman"/>
+          <w:sz w:val="26"/>
+          <w:szCs w:val="26"/>
+        </w:rPr>
+        <w:drawing>
+          <wp:inline distT="0" distB="0" distL="0" distR="0" wp14:anchorId="6D95FF16" wp14:editId="2E67F185">
+            <wp:extent cx="4991797" cy="3324689"/>
+            <wp:effectExtent l="0" t="0" r="0" b="9525"/>
+            <wp:docPr id="2111435257" name="Picture 1"/>
+            <wp:cNvGraphicFramePr>
+              <a:graphicFrameLocks xmlns:a="http://schemas.openxmlformats.org/drawingml/2006/main" noChangeAspect="1"/>
+            </wp:cNvGraphicFramePr>
+            <a:graphic xmlns:a="http://schemas.openxmlformats.org/drawingml/2006/main">
+              <a:graphicData uri="http://schemas.openxmlformats.org/drawingml/2006/picture">
+                <pic:pic xmlns:pic="http://schemas.openxmlformats.org/drawingml/2006/picture">
+                  <pic:nvPicPr>
+                    <pic:cNvPr id="2111435257" name=""/>
+                    <pic:cNvPicPr/>
+                  </pic:nvPicPr>
+                  <pic:blipFill>
+                    <a:blip r:embed="rId19"/>
+                    <a:stretch>
+                      <a:fillRect/>
+                    </a:stretch>
+                  </pic:blipFill>
+                  <pic:spPr>
+                    <a:xfrm>
+                      <a:off x="0" y="0"/>
+                      <a:ext cx="4991797" cy="3324689"/>
+                    </a:xfrm>
+                    <a:prstGeom prst="rect">
+                      <a:avLst/>
+                    </a:prstGeom>
+                  </pic:spPr>
+                </pic:pic>
+              </a:graphicData>
+            </a:graphic>
+          </wp:inline>
+        </w:drawing>
+      </w:r>
+    </w:p>
+    <w:p>
+      <w:pPr>
+        <w:rPr>
+          <w:rFonts w:ascii="Times New Roman" w:hAnsi="Times New Roman" w:cs="Times New Roman"/>
+          <w:sz w:val="26"/>
+          <w:szCs w:val="26"/>
+          <w:lang w:val="vi-VN"/>
+        </w:rPr>
+      </w:pPr>
     </w:p>
     <w:sectPr>
       <w:pgSz w:w="12240" w:h="15840"/>
@@ -13529,6 +12261,7 @@
   <w:style w:type="paragraph" w:default="1" w:styleId="Normal">
     <w:name w:val="Normal"/>
     <w:qFormat/>
+    <w:rsid w:val="0060505C"/>
   </w:style>
   <w:style w:type="paragraph" w:styleId="Heading1">
     <w:name w:val="heading 1"/>
@@ -13732,7 +12465,6 @@
   <w:style w:type="character" w:default="1" w:styleId="DefaultParagraphFont">
     <w:name w:val="Default Paragraph Font"/>
     <w:uiPriority w:val="1"/>
-    <w:semiHidden/>
     <w:unhideWhenUsed/>
   </w:style>
   <w:style w:type="table" w:default="1" w:styleId="TableNormal">

--- a/333_Dac_ta_UML_ERD.docx
+++ b/333_Dac_ta_UML_ERD.docx
@@ -239,7 +239,6 @@
           <w:rFonts w:ascii="Times New Roman" w:hAnsi="Times New Roman" w:cs="Times New Roman"/>
           <w:sz w:val="26"/>
           <w:szCs w:val="26"/>
-          <w:lang w:val="vi-VN"/>
         </w:rPr>
       </w:pPr>
       <w:r>
@@ -255,6 +254,24 @@
       <w:pPr>
         <w:rPr>
           <w:rFonts w:ascii="Times New Roman" w:hAnsi="Times New Roman" w:cs="Times New Roman"/>
+          <w:sz w:val="26"/>
+          <w:szCs w:val="26"/>
+          <w:lang w:val="vi-VN"/>
+        </w:rPr>
+      </w:pPr>
+      <w:r>
+        <w:rPr>
+          <w:rFonts w:ascii="Times New Roman" w:hAnsi="Times New Roman" w:cs="Times New Roman"/>
+          <w:sz w:val="26"/>
+          <w:szCs w:val="26"/>
+        </w:rPr>
+        <w:t>Ngoài ra, hệ thống cung cấp chức năng đánh giá và nhận xét mặt bằng, cho phép người dùng đã đăng nhập thực hiện đánh giá và để lại ý kiến sau khi xem hoặc sử dụng mặt bằng. Các đánh giá này được hiển thị công khai nhằm hỗ trợ những người dùng khác trong quá trình lựa chọn.</w:t>
+      </w:r>
+    </w:p>
+    <w:p>
+      <w:pPr>
+        <w:rPr>
+          <w:rFonts w:ascii="Times New Roman" w:hAnsi="Times New Roman" w:cs="Times New Roman"/>
           <w:b/>
           <w:bCs/>
           <w:sz w:val="26"/>
@@ -343,11 +360,22 @@
           <w:sz w:val="26"/>
           <w:szCs w:val="26"/>
         </w:rPr>
+        <w:t xml:space="preserve"> </w:t>
+      </w:r>
+      <w:r>
+        <w:rPr>
+          <w:rFonts w:ascii="Times New Roman" w:hAnsi="Times New Roman" w:cs="Times New Roman"/>
+          <w:b/>
+          <w:bCs/>
+          <w:noProof/>
+          <w:sz w:val="26"/>
+          <w:szCs w:val="26"/>
+        </w:rPr>
         <w:drawing>
-          <wp:inline distT="0" distB="0" distL="0" distR="0" wp14:anchorId="7EF7CD2D" wp14:editId="03873E26">
-            <wp:extent cx="4105848" cy="6858957"/>
-            <wp:effectExtent l="0" t="0" r="9525" b="0"/>
-            <wp:docPr id="1732765314" name="Picture 1"/>
+          <wp:inline distT="0" distB="0" distL="0" distR="0" wp14:anchorId="6D781165" wp14:editId="4931243E">
+            <wp:extent cx="5943600" cy="6609080"/>
+            <wp:effectExtent l="0" t="0" r="0" b="1270"/>
+            <wp:docPr id="665085345" name="Picture 1"/>
             <wp:cNvGraphicFramePr>
               <a:graphicFrameLocks xmlns:a="http://schemas.openxmlformats.org/drawingml/2006/main" noChangeAspect="1"/>
             </wp:cNvGraphicFramePr>
@@ -355,7 +383,7 @@
               <a:graphicData uri="http://schemas.openxmlformats.org/drawingml/2006/picture">
                 <pic:pic xmlns:pic="http://schemas.openxmlformats.org/drawingml/2006/picture">
                   <pic:nvPicPr>
-                    <pic:cNvPr id="1732765314" name=""/>
+                    <pic:cNvPr id="665085345" name=""/>
                     <pic:cNvPicPr/>
                   </pic:nvPicPr>
                   <pic:blipFill>
@@ -367,7 +395,7 @@
                   <pic:spPr>
                     <a:xfrm>
                       <a:off x="0" y="0"/>
-                      <a:ext cx="4105848" cy="6858957"/>
+                      <a:ext cx="5943600" cy="6609080"/>
                     </a:xfrm>
                     <a:prstGeom prst="rect">
                       <a:avLst/>
@@ -429,7 +457,7 @@
           <w:sz w:val="26"/>
           <w:szCs w:val="26"/>
         </w:rPr>
-        <w:t>Về mặt chức năng, hệ thống cung cấp các chức năng chính bao gồm đăng ký, đăng nhập và đăng xuất tài khoản; tìm kiếm mặt bằng theo các tiêu chí và xem thông tin chi tiết; hỗ trợ đăng tin và quản lý tin đăng đối với chủ mặt bằng; tích hợp chatbot nhằm hỗ trợ tìm kiếm và gợi ý; cùng với các chức năng quản trị như quản lý người dùng, quản lý mặt bằng và theo dõi báo cáo thống kê.</w:t>
+        <w:t>Về mặt chức năng, hệ thống cung cấp các chức năng chính bao gồm đăng ký, đăng nhập và đăng xuất tài khoản; tìm kiếm mặt bằng theo các tiêu chí và xem thông tin chi tiết; thực hiện đánh giá và nhận xét đối với các mặt bằng; hỗ trợ đăng tin và quản lý tin đăng đối với chủ mặt bằng; tích hợp chatbot nhằm hỗ trợ tìm kiếm và gợi ý; cùng với các chức năng quản trị như quản lý người dùng, quản lý mặt bằng và theo dõi báo cáo thống kê.</w:t>
       </w:r>
     </w:p>
     <w:p>
@@ -813,15 +841,7 @@
           <w:sz w:val="26"/>
           <w:szCs w:val="26"/>
         </w:rPr>
-        <w:t xml:space="preserve">BIỂU ĐỒ TUẦN TỰ </w:t>
-      </w:r>
-      <w:r>
-        <w:rPr>
-          <w:rFonts w:ascii="Times New Roman" w:hAnsi="Times New Roman" w:cs="Times New Roman"/>
-          <w:sz w:val="26"/>
-          <w:szCs w:val="26"/>
-        </w:rPr>
-        <w:t>LOGIN</w:t>
+        <w:t>BIỂU ĐỒ TUẦN TỰ LOGIN</w:t>
       </w:r>
       <w:r>
         <w:rPr>
@@ -832,6 +852,7 @@
       <w:r>
         <w:rPr>
           <w:rFonts w:ascii="Times New Roman" w:hAnsi="Times New Roman" w:cs="Times New Roman"/>
+          <w:noProof/>
           <w:sz w:val="26"/>
           <w:szCs w:val="26"/>
         </w:rPr>
@@ -942,6 +963,7 @@
       <w:r>
         <w:rPr>
           <w:rFonts w:ascii="Times New Roman" w:hAnsi="Times New Roman" w:cs="Times New Roman"/>
+          <w:noProof/>
           <w:sz w:val="26"/>
           <w:szCs w:val="26"/>
           <w:lang w:val="vi-VN"/>
@@ -1044,6 +1066,7 @@
       <w:r>
         <w:rPr>
           <w:rFonts w:ascii="Times New Roman" w:hAnsi="Times New Roman" w:cs="Times New Roman"/>
+          <w:noProof/>
           <w:sz w:val="26"/>
           <w:szCs w:val="26"/>
         </w:rPr>
@@ -1144,6 +1167,7 @@
       <w:r>
         <w:rPr>
           <w:rFonts w:ascii="Times New Roman" w:hAnsi="Times New Roman" w:cs="Times New Roman"/>
+          <w:noProof/>
           <w:sz w:val="26"/>
           <w:szCs w:val="26"/>
         </w:rPr>
@@ -1242,6 +1266,7 @@
       <w:r>
         <w:rPr>
           <w:rFonts w:ascii="Times New Roman" w:hAnsi="Times New Roman" w:cs="Times New Roman"/>
+          <w:noProof/>
           <w:sz w:val="26"/>
           <w:szCs w:val="26"/>
         </w:rPr>
@@ -1346,6 +1371,7 @@
       <w:r>
         <w:rPr>
           <w:rFonts w:ascii="Times New Roman" w:hAnsi="Times New Roman" w:cs="Times New Roman"/>
+          <w:noProof/>
           <w:sz w:val="26"/>
           <w:szCs w:val="26"/>
         </w:rPr>
@@ -1388,14 +1414,6 @@
       </w:r>
     </w:p>
     <w:p>
-      <w:pPr>
-        <w:rPr>
-          <w:rFonts w:ascii="Times New Roman" w:hAnsi="Times New Roman" w:cs="Times New Roman"/>
-          <w:sz w:val="26"/>
-          <w:szCs w:val="26"/>
-          <w:lang w:val="vi-VN"/>
-        </w:rPr>
-      </w:pPr>
       <w:r>
         <w:rPr>
           <w:rFonts w:ascii="Times New Roman" w:hAnsi="Times New Roman" w:cs="Times New Roman"/>
@@ -1442,6 +1460,7 @@
       <w:r>
         <w:rPr>
           <w:rFonts w:ascii="Times New Roman" w:hAnsi="Times New Roman" w:cs="Times New Roman"/>
+          <w:noProof/>
           <w:sz w:val="26"/>
           <w:szCs w:val="26"/>
         </w:rPr>
@@ -1481,6 +1500,127 @@
           </wp:inline>
         </w:drawing>
       </w:r>
+      <w:r>
+        <w:t xml:space="preserve"> </w:t>
+      </w:r>
+    </w:p>
+    <w:p>
+      <w:pPr>
+        <w:rPr>
+          <w:rFonts w:ascii="Times New Roman" w:hAnsi="Times New Roman" w:cs="Times New Roman"/>
+          <w:sz w:val="26"/>
+          <w:szCs w:val="26"/>
+          <w:lang w:val="vi-VN"/>
+        </w:rPr>
+      </w:pPr>
+      <w:r>
+        <w:rPr>
+          <w:rFonts w:ascii="Times New Roman" w:hAnsi="Times New Roman" w:cs="Times New Roman"/>
+          <w:sz w:val="26"/>
+          <w:szCs w:val="26"/>
+        </w:rPr>
+        <w:lastRenderedPageBreak/>
+        <w:t>2.4.8. BIỂU ĐỒ HOẠT ĐỘNG – ĐÁNH GIÁ VÀ NHẬN XÉT</w:t>
+      </w:r>
+      <w:r>
+        <w:rPr>
+          <w:noProof/>
+        </w:rPr>
+        <w:t xml:space="preserve"> </w:t>
+      </w:r>
+      <w:r>
+        <w:rPr>
+          <w:rFonts w:ascii="Times New Roman" w:hAnsi="Times New Roman" w:cs="Times New Roman"/>
+          <w:sz w:val="26"/>
+          <w:szCs w:val="26"/>
+        </w:rPr>
+        <w:drawing>
+          <wp:inline distT="0" distB="0" distL="0" distR="0" wp14:anchorId="0ECF273F" wp14:editId="3C2152F6">
+            <wp:extent cx="4858428" cy="6344535"/>
+            <wp:effectExtent l="0" t="0" r="0" b="0"/>
+            <wp:docPr id="1030413232" name="Picture 1"/>
+            <wp:cNvGraphicFramePr>
+              <a:graphicFrameLocks xmlns:a="http://schemas.openxmlformats.org/drawingml/2006/main" noChangeAspect="1"/>
+            </wp:cNvGraphicFramePr>
+            <a:graphic xmlns:a="http://schemas.openxmlformats.org/drawingml/2006/main">
+              <a:graphicData uri="http://schemas.openxmlformats.org/drawingml/2006/picture">
+                <pic:pic xmlns:pic="http://schemas.openxmlformats.org/drawingml/2006/picture">
+                  <pic:nvPicPr>
+                    <pic:cNvPr id="1030413232" name=""/>
+                    <pic:cNvPicPr/>
+                  </pic:nvPicPr>
+                  <pic:blipFill>
+                    <a:blip r:embed="rId13"/>
+                    <a:stretch>
+                      <a:fillRect/>
+                    </a:stretch>
+                  </pic:blipFill>
+                  <pic:spPr>
+                    <a:xfrm>
+                      <a:off x="0" y="0"/>
+                      <a:ext cx="4858428" cy="6344535"/>
+                    </a:xfrm>
+                    <a:prstGeom prst="rect">
+                      <a:avLst/>
+                    </a:prstGeom>
+                  </pic:spPr>
+                </pic:pic>
+              </a:graphicData>
+            </a:graphic>
+          </wp:inline>
+        </w:drawing>
+      </w:r>
+      <w:r>
+        <w:rPr>
+          <w:rFonts w:ascii="Times New Roman" w:hAnsi="Times New Roman" w:cs="Times New Roman"/>
+          <w:sz w:val="26"/>
+          <w:szCs w:val="26"/>
+        </w:rPr>
+        <w:t xml:space="preserve"> </w:t>
+      </w:r>
+      <w:r>
+        <w:rPr>
+          <w:rFonts w:ascii="Times New Roman" w:hAnsi="Times New Roman" w:cs="Times New Roman"/>
+          <w:sz w:val="26"/>
+          <w:szCs w:val="26"/>
+        </w:rPr>
+        <w:lastRenderedPageBreak/>
+        <w:drawing>
+          <wp:inline distT="0" distB="0" distL="0" distR="0" wp14:anchorId="10158765" wp14:editId="24F7F819">
+            <wp:extent cx="5563376" cy="4248743"/>
+            <wp:effectExtent l="0" t="0" r="0" b="0"/>
+            <wp:docPr id="720149801" name="Picture 1"/>
+            <wp:cNvGraphicFramePr>
+              <a:graphicFrameLocks xmlns:a="http://schemas.openxmlformats.org/drawingml/2006/main" noChangeAspect="1"/>
+            </wp:cNvGraphicFramePr>
+            <a:graphic xmlns:a="http://schemas.openxmlformats.org/drawingml/2006/main">
+              <a:graphicData uri="http://schemas.openxmlformats.org/drawingml/2006/picture">
+                <pic:pic xmlns:pic="http://schemas.openxmlformats.org/drawingml/2006/picture">
+                  <pic:nvPicPr>
+                    <pic:cNvPr id="720149801" name=""/>
+                    <pic:cNvPicPr/>
+                  </pic:nvPicPr>
+                  <pic:blipFill>
+                    <a:blip r:embed="rId14"/>
+                    <a:stretch>
+                      <a:fillRect/>
+                    </a:stretch>
+                  </pic:blipFill>
+                  <pic:spPr>
+                    <a:xfrm>
+                      <a:off x="0" y="0"/>
+                      <a:ext cx="5563376" cy="4248743"/>
+                    </a:xfrm>
+                    <a:prstGeom prst="rect">
+                      <a:avLst/>
+                    </a:prstGeom>
+                  </pic:spPr>
+                </pic:pic>
+              </a:graphicData>
+            </a:graphic>
+          </wp:inline>
+        </w:drawing>
+      </w:r>
     </w:p>
     <w:p>
       <w:pPr>
@@ -1571,6 +1711,7 @@
       <w:r>
         <w:rPr>
           <w:rFonts w:ascii="Times New Roman" w:hAnsi="Times New Roman" w:cs="Times New Roman"/>
+          <w:noProof/>
           <w:sz w:val="26"/>
           <w:szCs w:val="26"/>
           <w:lang w:val="vi-VN"/>
@@ -1592,7 +1733,7 @@
                     <pic:cNvPicPr/>
                   </pic:nvPicPr>
                   <pic:blipFill>
-                    <a:blip r:embed="rId13"/>
+                    <a:blip r:embed="rId15"/>
                     <a:stretch>
                       <a:fillRect/>
                     </a:stretch>
@@ -1657,6 +1798,7 @@
       <w:r>
         <w:rPr>
           <w:rFonts w:ascii="Times New Roman" w:hAnsi="Times New Roman" w:cs="Times New Roman"/>
+          <w:noProof/>
           <w:sz w:val="26"/>
           <w:szCs w:val="26"/>
         </w:rPr>
@@ -1676,7 +1818,7 @@
                     <pic:cNvPicPr/>
                   </pic:nvPicPr>
                   <pic:blipFill>
-                    <a:blip r:embed="rId14"/>
+                    <a:blip r:embed="rId16"/>
                     <a:stretch>
                       <a:fillRect/>
                     </a:stretch>
@@ -1743,6 +1885,7 @@
       <w:r>
         <w:rPr>
           <w:rFonts w:ascii="Times New Roman" w:hAnsi="Times New Roman" w:cs="Times New Roman"/>
+          <w:noProof/>
           <w:sz w:val="26"/>
           <w:szCs w:val="26"/>
         </w:rPr>
@@ -1762,7 +1905,7 @@
                     <pic:cNvPicPr/>
                   </pic:nvPicPr>
                   <pic:blipFill>
-                    <a:blip r:embed="rId15"/>
+                    <a:blip r:embed="rId17"/>
                     <a:stretch>
                       <a:fillRect/>
                     </a:stretch>
@@ -1828,6 +1971,7 @@
       <w:r>
         <w:rPr>
           <w:rFonts w:ascii="Times New Roman" w:hAnsi="Times New Roman" w:cs="Times New Roman"/>
+          <w:noProof/>
           <w:sz w:val="26"/>
           <w:szCs w:val="26"/>
         </w:rPr>
@@ -1847,7 +1991,7 @@
                     <pic:cNvPicPr/>
                   </pic:nvPicPr>
                   <pic:blipFill>
-                    <a:blip r:embed="rId16"/>
+                    <a:blip r:embed="rId18"/>
                     <a:stretch>
                       <a:fillRect/>
                     </a:stretch>
@@ -1914,6 +2058,7 @@
       <w:r>
         <w:rPr>
           <w:rFonts w:ascii="Times New Roman" w:hAnsi="Times New Roman" w:cs="Times New Roman"/>
+          <w:noProof/>
           <w:sz w:val="26"/>
           <w:szCs w:val="26"/>
         </w:rPr>
@@ -1933,7 +2078,7 @@
                     <pic:cNvPicPr/>
                   </pic:nvPicPr>
                   <pic:blipFill>
-                    <a:blip r:embed="rId17"/>
+                    <a:blip r:embed="rId19"/>
                     <a:stretch>
                       <a:fillRect/>
                     </a:stretch>
@@ -2007,6 +2152,7 @@
       <w:r>
         <w:rPr>
           <w:rFonts w:ascii="Times New Roman" w:hAnsi="Times New Roman" w:cs="Times New Roman"/>
+          <w:noProof/>
           <w:sz w:val="26"/>
           <w:szCs w:val="26"/>
         </w:rPr>
@@ -2026,7 +2172,7 @@
                     <pic:cNvPicPr/>
                   </pic:nvPicPr>
                   <pic:blipFill>
-                    <a:blip r:embed="rId18"/>
+                    <a:blip r:embed="rId20"/>
                     <a:stretch>
                       <a:fillRect/>
                     </a:stretch>
@@ -2048,14 +2194,6 @@
       </w:r>
     </w:p>
     <w:p>
-      <w:pPr>
-        <w:rPr>
-          <w:rFonts w:ascii="Times New Roman" w:hAnsi="Times New Roman" w:cs="Times New Roman"/>
-          <w:sz w:val="26"/>
-          <w:szCs w:val="26"/>
-          <w:lang w:val="vi-VN"/>
-        </w:rPr>
-      </w:pPr>
       <w:r>
         <w:rPr>
           <w:rFonts w:ascii="Times New Roman" w:hAnsi="Times New Roman" w:cs="Times New Roman"/>
@@ -2068,6 +2206,7 @@
       <w:r>
         <w:rPr>
           <w:rFonts w:ascii="Times New Roman" w:hAnsi="Times New Roman" w:cs="Times New Roman"/>
+          <w:noProof/>
           <w:sz w:val="26"/>
           <w:szCs w:val="26"/>
         </w:rPr>
@@ -2087,7 +2226,7 @@
                     <pic:cNvPicPr/>
                   </pic:nvPicPr>
                   <pic:blipFill>
-                    <a:blip r:embed="rId19"/>
+                    <a:blip r:embed="rId21"/>
                     <a:stretch>
                       <a:fillRect/>
                     </a:stretch>
@@ -2107,6 +2246,9 @@
           </wp:inline>
         </w:drawing>
       </w:r>
+      <w:r>
+        <w:t xml:space="preserve"> </w:t>
+      </w:r>
     </w:p>
     <w:p>
       <w:pPr>
@@ -2117,6 +2259,68 @@
           <w:lang w:val="vi-VN"/>
         </w:rPr>
       </w:pPr>
+      <w:r>
+        <w:rPr>
+          <w:rFonts w:ascii="Times New Roman" w:hAnsi="Times New Roman" w:cs="Times New Roman"/>
+          <w:sz w:val="26"/>
+          <w:szCs w:val="26"/>
+        </w:rPr>
+        <w:t>2.5.8. BIỂU ĐỒ TUẦN TỰ – ĐÁNH GIÁ VÀ NHẬN XÉT</w:t>
+      </w:r>
+    </w:p>
+    <w:p>
+      <w:pPr>
+        <w:rPr>
+          <w:rFonts w:ascii="Times New Roman" w:hAnsi="Times New Roman" w:cs="Times New Roman"/>
+          <w:sz w:val="26"/>
+          <w:szCs w:val="26"/>
+          <w:lang w:val="vi-VN"/>
+        </w:rPr>
+      </w:pPr>
+      <w:r>
+        <w:rPr>
+          <w:rFonts w:ascii="Times New Roman" w:hAnsi="Times New Roman" w:cs="Times New Roman"/>
+          <w:sz w:val="26"/>
+          <w:szCs w:val="26"/>
+          <w:lang w:val="vi-VN"/>
+        </w:rPr>
+        <w:lastRenderedPageBreak/>
+        <w:drawing>
+          <wp:inline distT="0" distB="0" distL="0" distR="0" wp14:anchorId="368A392F" wp14:editId="6FC07E90">
+            <wp:extent cx="5763429" cy="4448796"/>
+            <wp:effectExtent l="0" t="0" r="0" b="9525"/>
+            <wp:docPr id="1313318149" name="Picture 1"/>
+            <wp:cNvGraphicFramePr>
+              <a:graphicFrameLocks xmlns:a="http://schemas.openxmlformats.org/drawingml/2006/main" noChangeAspect="1"/>
+            </wp:cNvGraphicFramePr>
+            <a:graphic xmlns:a="http://schemas.openxmlformats.org/drawingml/2006/main">
+              <a:graphicData uri="http://schemas.openxmlformats.org/drawingml/2006/picture">
+                <pic:pic xmlns:pic="http://schemas.openxmlformats.org/drawingml/2006/picture">
+                  <pic:nvPicPr>
+                    <pic:cNvPr id="1313318149" name=""/>
+                    <pic:cNvPicPr/>
+                  </pic:nvPicPr>
+                  <pic:blipFill>
+                    <a:blip r:embed="rId22"/>
+                    <a:stretch>
+                      <a:fillRect/>
+                    </a:stretch>
+                  </pic:blipFill>
+                  <pic:spPr>
+                    <a:xfrm>
+                      <a:off x="0" y="0"/>
+                      <a:ext cx="5763429" cy="4448796"/>
+                    </a:xfrm>
+                    <a:prstGeom prst="rect">
+                      <a:avLst/>
+                    </a:prstGeom>
+                  </pic:spPr>
+                </pic:pic>
+              </a:graphicData>
+            </a:graphic>
+          </wp:inline>
+        </w:drawing>
+      </w:r>
     </w:p>
     <w:sectPr>
       <w:pgSz w:w="12240" w:h="15840"/>
